--- a/src/app/dashboard/surat/components/templates/Template_permohonanPN_DenganKuasa.docx
+++ b/src/app/dashboard/surat/components/templates/Template_permohonanPN_DenganKuasa.docx
@@ -8,8 +8,6 @@
         <w:spacing w:before="211"/>
         <w:ind w:left="218"/>
       </w:pPr>
-      <w:bookmarkStart w:id="0" w:name="_GoBack"/>
-      <w:bookmarkEnd w:id="0"/>
     </w:p>
     <w:p>
       <w:pPr>
@@ -26,15 +24,7 @@
         <w:t xml:space="preserve">, </w:t>
       </w:r>
       <w:r>
-        <w:t>{{</w:t>
-      </w:r>
-      <w:proofErr w:type="spellStart"/>
-      <w:r>
-        <w:t>tanggal_surat</w:t>
-      </w:r>
-      <w:proofErr w:type="spellEnd"/>
-      <w:r>
-        <w:t>}}</w:t>
+        <w:t>16 September 2026</w:t>
       </w:r>
     </w:p>
     <w:p>
@@ -76,14 +66,11 @@
         <w:ind w:left="1946"/>
       </w:pPr>
       <w:r>
-        <w:t>Ketua Pengadilan Negeri</w:t>
-      </w:r>
-      <w:r>
-        <w:t xml:space="preserve"> </w:t>
+        <w:t xml:space="preserve">Ketua Pengadilan Negeri </w:t>
       </w:r>
       <w:proofErr w:type="spellStart"/>
       <w:r>
-        <w:t>Surabaya</w:t>
+        <w:t>Kepanjen</w:t>
       </w:r>
       <w:proofErr w:type="spellEnd"/>
     </w:p>
@@ -96,29 +83,34 @@
       <w:r>
         <w:t xml:space="preserve">Di – </w:t>
       </w:r>
-      <w:r>
-        <w:t xml:space="preserve">Jalan </w:t>
-      </w:r>
       <w:proofErr w:type="spellStart"/>
       <w:r>
-        <w:t>Arjuno</w:t>
+        <w:t>Jl</w:t>
       </w:r>
       <w:proofErr w:type="spellEnd"/>
       <w:r>
-        <w:t xml:space="preserve"> No. 16-18, </w:t>
+        <w:t xml:space="preserve">. Raya Panji No. 205 </w:t>
       </w:r>
       <w:proofErr w:type="spellStart"/>
       <w:r>
+        <w:t>Kepanjen</w:t>
+      </w:r>
+      <w:proofErr w:type="spellEnd"/>
+      <w:r>
+        <w:t xml:space="preserve">, </w:t>
+      </w:r>
+      <w:proofErr w:type="spellStart"/>
+      <w:r>
+        <w:t>Kabupaten</w:t>
+      </w:r>
+      <w:proofErr w:type="spellEnd"/>
+      <w:r>
+        <w:t xml:space="preserve"> Malang - Jawa Timur</w:t>
+      </w:r>
+      <w:r>
         <w:rPr>
           <w:spacing w:val="-2"/>
         </w:rPr>
-        <w:t>Surabaya</w:t>
-      </w:r>
-      <w:proofErr w:type="spellEnd"/>
-      <w:r>
-        <w:rPr>
-          <w:spacing w:val="-2"/>
-        </w:rPr>
         <w:t>.</w:t>
       </w:r>
     </w:p>
@@ -126,6 +118,9 @@
       <w:pPr>
         <w:pStyle w:val="BodyText"/>
       </w:pPr>
+      <w:r>
+        <w:br/>
+      </w:r>
     </w:p>
     <w:p>
       <w:pPr>
@@ -215,13 +210,6 @@
         </w:rPr>
         <w:t>:</w:t>
       </w:r>
-    </w:p>
-    <w:p>
-      <w:pPr>
-        <w:pStyle w:val="BodyText"/>
-        <w:spacing w:before="1" w:line="360" w:lineRule="auto"/>
-        <w:ind w:left="218"/>
-      </w:pPr>
     </w:p>
     <w:p>
       <w:pPr>
@@ -232,6 +220,9 @@
         <w:ind w:left="218"/>
       </w:pPr>
       <w:r>
+        <w:br/>
+      </w:r>
+      <w:r>
         <w:rPr>
           <w:spacing w:val="-4"/>
           <w:sz w:val="24"/>
@@ -256,21 +247,7 @@
         <w:rPr>
           <w:b/>
         </w:rPr>
-        <w:t>{{</w:t>
-      </w:r>
-      <w:proofErr w:type="spellStart"/>
-      <w:r>
-        <w:rPr>
-          <w:b/>
-        </w:rPr>
-        <w:t>nama_kuasa</w:t>
-      </w:r>
-      <w:proofErr w:type="spellEnd"/>
-      <w:r>
-        <w:rPr>
-          <w:b/>
-        </w:rPr>
-        <w:t>}}</w:t>
+        <w:t>JASON CHRISTOPHER LIENDO</w:t>
       </w:r>
     </w:p>
     <w:p>
@@ -306,21 +283,7 @@
         <w:rPr>
           <w:sz w:val="24"/>
         </w:rPr>
-        <w:t>{{</w:t>
-      </w:r>
-      <w:proofErr w:type="spellStart"/>
-      <w:r>
-        <w:rPr>
-          <w:sz w:val="24"/>
-        </w:rPr>
-        <w:t>nik_kuasa</w:t>
-      </w:r>
-      <w:proofErr w:type="spellEnd"/>
-      <w:r>
-        <w:rPr>
-          <w:sz w:val="24"/>
-        </w:rPr>
-        <w:t>}}</w:t>
+        <w:t>3514120108030002</w:t>
       </w:r>
     </w:p>
     <w:p>
@@ -352,30 +315,24 @@
         </w:rPr>
         <w:t xml:space="preserve"> </w:t>
       </w:r>
-      <w:r>
-        <w:t>{{</w:t>
-      </w:r>
       <w:proofErr w:type="spellStart"/>
       <w:r>
-        <w:t>kotalahir_kuasa</w:t>
+        <w:t>Pasuruan</w:t>
       </w:r>
       <w:proofErr w:type="spellEnd"/>
       <w:r>
-        <w:t>}}</w:t>
-      </w:r>
-      <w:r>
         <w:t xml:space="preserve">, </w:t>
       </w:r>
       <w:r>
-        <w:t>{{</w:t>
+        <w:t xml:space="preserve">01 </w:t>
       </w:r>
       <w:proofErr w:type="spellStart"/>
       <w:r>
-        <w:t>tanggallahir_kuasa</w:t>
+        <w:t>Agustus</w:t>
       </w:r>
       <w:proofErr w:type="spellEnd"/>
       <w:r>
-        <w:t>}}</w:t>
+        <w:t xml:space="preserve"> 2003</w:t>
       </w:r>
     </w:p>
     <w:p>
@@ -385,7 +342,7 @@
           <w:tab w:val="left" w:pos="2378"/>
         </w:tabs>
         <w:spacing w:before="45" w:line="360" w:lineRule="auto"/>
-        <w:ind w:left="218" w:right="4115"/>
+        <w:ind w:left="218" w:right="4256"/>
       </w:pPr>
       <w:r>
         <w:t>Jenis</w:t>
@@ -418,21 +375,7 @@
         <w:rPr>
           <w:spacing w:val="-6"/>
         </w:rPr>
-        <w:t>{{</w:t>
-      </w:r>
-      <w:proofErr w:type="spellStart"/>
-      <w:r>
-        <w:rPr>
-          <w:spacing w:val="-6"/>
-        </w:rPr>
-        <w:t>kelamin_kuasa</w:t>
-      </w:r>
-      <w:proofErr w:type="spellEnd"/>
-      <w:r>
-        <w:rPr>
-          <w:spacing w:val="-6"/>
-        </w:rPr>
-        <w:t>}}</w:t>
+        <w:t>Laki - Laki</w:t>
       </w:r>
     </w:p>
     <w:p>
@@ -442,7 +385,7 @@
           <w:tab w:val="left" w:pos="2378"/>
         </w:tabs>
         <w:spacing w:before="45" w:line="360" w:lineRule="auto"/>
-        <w:ind w:left="218" w:right="5249"/>
+        <w:ind w:left="218" w:right="4682"/>
       </w:pPr>
       <w:r>
         <w:rPr>
@@ -455,15 +398,7 @@
         <w:t xml:space="preserve">: </w:t>
       </w:r>
       <w:r>
-        <w:t>{{</w:t>
-      </w:r>
-      <w:proofErr w:type="spellStart"/>
-      <w:r>
-        <w:t>agama_kuasa</w:t>
-      </w:r>
-      <w:proofErr w:type="spellEnd"/>
-      <w:r>
-        <w:t>}}</w:t>
+        <w:t>Protestan</w:t>
       </w:r>
       <w:r>
         <w:br/>
@@ -508,17 +443,59 @@
         </w:rPr>
         <w:t xml:space="preserve"> </w:t>
       </w:r>
-      <w:r>
-        <w:t>{{</w:t>
-      </w:r>
       <w:proofErr w:type="spellStart"/>
       <w:r>
-        <w:t>alamat_kuasa</w:t>
+        <w:t>Simo</w:t>
       </w:r>
       <w:proofErr w:type="spellEnd"/>
       <w:r>
-        <w:t>}}</w:t>
-      </w:r>
+        <w:t xml:space="preserve"> </w:t>
+      </w:r>
+      <w:proofErr w:type="spellStart"/>
+      <w:r>
+        <w:t>Katrungan</w:t>
+      </w:r>
+      <w:proofErr w:type="spellEnd"/>
+      <w:r>
+        <w:t xml:space="preserve"> Kidul 7/6, </w:t>
+      </w:r>
+      <w:proofErr w:type="spellStart"/>
+      <w:r>
+        <w:t>Kel</w:t>
+      </w:r>
+      <w:proofErr w:type="spellEnd"/>
+      <w:r>
+        <w:t xml:space="preserve">. Banyu </w:t>
+      </w:r>
+      <w:proofErr w:type="spellStart"/>
+      <w:r>
+        <w:t>Urip</w:t>
+      </w:r>
+      <w:proofErr w:type="spellEnd"/>
+      <w:r>
+        <w:t xml:space="preserve">, </w:t>
+      </w:r>
+      <w:proofErr w:type="spellStart"/>
+      <w:r>
+        <w:t>Kec</w:t>
+      </w:r>
+      <w:proofErr w:type="spellEnd"/>
+      <w:r>
+        <w:t xml:space="preserve">. </w:t>
+      </w:r>
+      <w:proofErr w:type="spellStart"/>
+      <w:r>
+        <w:t>Sawahan</w:t>
+      </w:r>
+      <w:proofErr w:type="spellEnd"/>
+      <w:r>
+        <w:t xml:space="preserve">, Kota </w:t>
+      </w:r>
+      <w:proofErr w:type="spellStart"/>
+      <w:r>
+        <w:t>Surabaya</w:t>
+      </w:r>
+      <w:proofErr w:type="spellEnd"/>
     </w:p>
     <w:p>
       <w:pPr>
@@ -546,397 +523,7 @@
         <w:t xml:space="preserve"> </w:t>
       </w:r>
       <w:r>
-        <w:t>{{</w:t>
-      </w:r>
-      <w:proofErr w:type="spellStart"/>
-      <w:r>
-        <w:t>pekerjaan_kuasa</w:t>
-      </w:r>
-      <w:proofErr w:type="spellEnd"/>
-      <w:r>
-        <w:t>}}</w:t>
-      </w:r>
-    </w:p>
-    <w:p>
-      <w:pPr>
-        <w:pStyle w:val="BodyText"/>
-        <w:tabs>
-          <w:tab w:val="left" w:pos="2378"/>
-        </w:tabs>
-        <w:spacing w:before="4" w:line="360" w:lineRule="auto"/>
-        <w:ind w:right="3831"/>
-      </w:pPr>
-      <w:r>
-        <w:t xml:space="preserve"> Status </w:t>
-      </w:r>
-      <w:proofErr w:type="spellStart"/>
-      <w:r>
-        <w:t>kawin</w:t>
-      </w:r>
-      <w:proofErr w:type="spellEnd"/>
-      <w:r>
-        <w:tab/>
-        <w:t xml:space="preserve">: </w:t>
-      </w:r>
-      <w:r>
-        <w:t>{{</w:t>
-      </w:r>
-      <w:proofErr w:type="spellStart"/>
-      <w:r>
-        <w:t>statuskawin_kuasa</w:t>
-      </w:r>
-      <w:proofErr w:type="spellEnd"/>
-      <w:r>
-        <w:t>}}</w:t>
-      </w:r>
-    </w:p>
-    <w:p>
-      <w:pPr>
-        <w:pStyle w:val="BodyText"/>
-        <w:spacing w:before="38"/>
-      </w:pPr>
-    </w:p>
-    <w:p>
-      <w:pPr>
-        <w:tabs>
-          <w:tab w:val="left" w:pos="2378"/>
-        </w:tabs>
-        <w:spacing w:line="360" w:lineRule="auto"/>
-        <w:ind w:left="218"/>
-      </w:pPr>
-      <w:r>
-        <w:t>Dalam Hal Melakukan Tindakan Hukum mendapatkan Kuasa dari Pemilik</w:t>
-      </w:r>
-      <w:r>
-        <w:br/>
-      </w:r>
-      <w:r>
-        <w:br/>
-      </w:r>
-      <w:r>
-        <w:rPr>
-          <w:spacing w:val="-4"/>
-          <w:sz w:val="24"/>
-        </w:rPr>
-        <w:t>Nama</w:t>
-      </w:r>
-      <w:r>
-        <w:rPr>
-          <w:sz w:val="24"/>
-        </w:rPr>
-        <w:tab/>
-        <w:t>:</w:t>
-      </w:r>
-      <w:r>
-        <w:rPr>
-          <w:spacing w:val="-3"/>
-          <w:sz w:val="24"/>
-        </w:rPr>
-        <w:t xml:space="preserve"> </w:t>
-      </w:r>
-      <w:r>
-        <w:rPr>
-          <w:b/>
-        </w:rPr>
-        <w:t>{{</w:t>
-      </w:r>
-      <w:proofErr w:type="spellStart"/>
-      <w:r>
-        <w:rPr>
-          <w:b/>
-        </w:rPr>
-        <w:t>nama_pemohon</w:t>
-      </w:r>
-      <w:proofErr w:type="spellEnd"/>
-      <w:r>
-        <w:rPr>
-          <w:b/>
-        </w:rPr>
-        <w:t>}}</w:t>
-      </w:r>
-    </w:p>
-    <w:p>
-      <w:pPr>
-        <w:tabs>
-          <w:tab w:val="left" w:pos="2378"/>
-        </w:tabs>
-        <w:spacing w:before="40" w:line="360" w:lineRule="auto"/>
-        <w:ind w:left="218"/>
-      </w:pPr>
-      <w:r>
-        <w:rPr>
-          <w:spacing w:val="-5"/>
-          <w:sz w:val="24"/>
-        </w:rPr>
-        <w:t>NIK</w:t>
-      </w:r>
-      <w:r>
-        <w:rPr>
-          <w:sz w:val="24"/>
-        </w:rPr>
-        <w:tab/>
-        <w:t>:</w:t>
-      </w:r>
-      <w:r>
-        <w:rPr>
-          <w:spacing w:val="-4"/>
-          <w:sz w:val="24"/>
-        </w:rPr>
-        <w:t xml:space="preserve"> </w:t>
-      </w:r>
-      <w:r>
-        <w:rPr>
-          <w:sz w:val="24"/>
-        </w:rPr>
-        <w:t>{{</w:t>
-      </w:r>
-      <w:proofErr w:type="spellStart"/>
-      <w:r>
-        <w:rPr>
-          <w:sz w:val="24"/>
-        </w:rPr>
-        <w:t>nik_pemohon</w:t>
-      </w:r>
-      <w:proofErr w:type="spellEnd"/>
-      <w:r>
-        <w:rPr>
-          <w:sz w:val="24"/>
-        </w:rPr>
-        <w:t>}}</w:t>
-      </w:r>
-    </w:p>
-    <w:p>
-      <w:pPr>
-        <w:tabs>
-          <w:tab w:val="left" w:pos="2378"/>
-        </w:tabs>
-        <w:spacing w:before="40" w:line="360" w:lineRule="auto"/>
-        <w:ind w:left="218"/>
-      </w:pPr>
-      <w:r>
-        <w:rPr>
-          <w:spacing w:val="-5"/>
-          <w:sz w:val="24"/>
-        </w:rPr>
-        <w:t>TTL</w:t>
-      </w:r>
-      <w:r>
-        <w:rPr>
-          <w:sz w:val="24"/>
-        </w:rPr>
-        <w:tab/>
-        <w:t>:</w:t>
-      </w:r>
-      <w:r>
-        <w:rPr>
-          <w:spacing w:val="-5"/>
-          <w:sz w:val="24"/>
-        </w:rPr>
-        <w:t xml:space="preserve"> </w:t>
-      </w:r>
-      <w:r>
-        <w:t>{{</w:t>
-      </w:r>
-      <w:proofErr w:type="spellStart"/>
-      <w:r>
-        <w:t>kotalahir_pemohon</w:t>
-      </w:r>
-      <w:proofErr w:type="spellEnd"/>
-      <w:r>
-        <w:t>}}</w:t>
-      </w:r>
-      <w:r>
-        <w:t xml:space="preserve">, </w:t>
-      </w:r>
-      <w:r>
-        <w:t>{{</w:t>
-      </w:r>
-      <w:proofErr w:type="spellStart"/>
-      <w:r>
-        <w:t>tanggallahir_pemohon</w:t>
-      </w:r>
-      <w:proofErr w:type="spellEnd"/>
-      <w:r>
-        <w:t>}}</w:t>
-      </w:r>
-    </w:p>
-    <w:p>
-      <w:pPr>
-        <w:pStyle w:val="BodyText"/>
-        <w:tabs>
-          <w:tab w:val="left" w:pos="2378"/>
-        </w:tabs>
-        <w:spacing w:before="45" w:line="360" w:lineRule="auto"/>
-        <w:ind w:left="218" w:right="4256"/>
-      </w:pPr>
-      <w:r>
-        <w:t>Jenis</w:t>
-      </w:r>
-      <w:r>
-        <w:rPr>
-          <w:spacing w:val="-6"/>
-        </w:rPr>
-        <w:t xml:space="preserve"> </w:t>
-      </w:r>
-      <w:r>
-        <w:t>Kelamin</w:t>
-      </w:r>
-      <w:r>
-        <w:rPr>
-          <w:spacing w:val="80"/>
-        </w:rPr>
-        <w:tab/>
-      </w:r>
-      <w:r>
-        <w:t>:</w:t>
-      </w:r>
-      <w:r>
-        <w:rPr>
-          <w:spacing w:val="-6"/>
-        </w:rPr>
-        <w:t xml:space="preserve"> </w:t>
-      </w:r>
-      <w:r>
-        <w:rPr>
-          <w:spacing w:val="-6"/>
-        </w:rPr>
-        <w:t>{{</w:t>
-      </w:r>
-      <w:proofErr w:type="spellStart"/>
-      <w:r>
-        <w:rPr>
-          <w:spacing w:val="-6"/>
-        </w:rPr>
-        <w:t>kelamin_pemohon</w:t>
-      </w:r>
-      <w:proofErr w:type="spellEnd"/>
-      <w:r>
-        <w:rPr>
-          <w:spacing w:val="-6"/>
-        </w:rPr>
-        <w:t>}}</w:t>
-      </w:r>
-    </w:p>
-    <w:p>
-      <w:pPr>
-        <w:pStyle w:val="BodyText"/>
-        <w:tabs>
-          <w:tab w:val="left" w:pos="2378"/>
-        </w:tabs>
-        <w:spacing w:before="45" w:line="360" w:lineRule="auto"/>
-        <w:ind w:left="218" w:right="4682"/>
-      </w:pPr>
-      <w:r>
-        <w:rPr>
-          <w:spacing w:val="-2"/>
-        </w:rPr>
-        <w:t>Agama</w:t>
-      </w:r>
-      <w:r>
-        <w:tab/>
-        <w:t xml:space="preserve">: </w:t>
-      </w:r>
-      <w:r>
-        <w:t>{{</w:t>
-      </w:r>
-      <w:proofErr w:type="spellStart"/>
-      <w:r>
-        <w:t>agama_pemohon</w:t>
-      </w:r>
-      <w:proofErr w:type="spellEnd"/>
-      <w:r>
-        <w:t>}}</w:t>
-      </w:r>
-      <w:r>
-        <w:br/>
-      </w:r>
-      <w:r>
-        <w:t>Warga Negara</w:t>
-      </w:r>
-      <w:r>
-        <w:tab/>
-        <w:t>: Indonesia</w:t>
-      </w:r>
-    </w:p>
-    <w:p>
-      <w:pPr>
-        <w:tabs>
-          <w:tab w:val="left" w:pos="2378"/>
-        </w:tabs>
-        <w:spacing w:line="360" w:lineRule="auto"/>
-        <w:ind w:left="2694" w:hanging="2476"/>
-        <w:rPr>
-          <w:sz w:val="24"/>
-        </w:rPr>
-      </w:pPr>
-      <w:r>
-        <w:rPr>
-          <w:spacing w:val="-2"/>
-          <w:sz w:val="24"/>
-        </w:rPr>
-        <w:t>Alamat</w:t>
-      </w:r>
-      <w:r>
-        <w:rPr>
-          <w:sz w:val="24"/>
-        </w:rPr>
-        <w:tab/>
-        <w:t>:</w:t>
-      </w:r>
-      <w:r>
-        <w:rPr>
-          <w:spacing w:val="-7"/>
-          <w:sz w:val="24"/>
-        </w:rPr>
-        <w:t xml:space="preserve"> </w:t>
-      </w:r>
-      <w:r>
-        <w:t>{{</w:t>
-      </w:r>
-      <w:proofErr w:type="spellStart"/>
-      <w:r>
-        <w:t>alamat_pemohon</w:t>
-      </w:r>
-      <w:proofErr w:type="spellEnd"/>
-      <w:r>
-        <w:t>}}</w:t>
-      </w:r>
-    </w:p>
-    <w:p>
-      <w:pPr>
-        <w:pStyle w:val="BodyText"/>
-        <w:tabs>
-          <w:tab w:val="left" w:pos="2378"/>
-        </w:tabs>
-        <w:spacing w:before="4" w:line="360" w:lineRule="auto"/>
-        <w:ind w:left="180" w:right="4592"/>
-      </w:pPr>
-      <w:r>
-        <w:rPr>
-          <w:spacing w:val="-2"/>
-        </w:rPr>
-        <w:t>Pekerjaan</w:t>
-      </w:r>
-      <w:r>
-        <w:tab/>
-        <w:t>:</w:t>
-      </w:r>
-      <w:r>
-        <w:rPr>
-          <w:spacing w:val="-17"/>
-        </w:rPr>
-        <w:t xml:space="preserve"> </w:t>
-      </w:r>
-      <w:r>
-        <w:t>{{</w:t>
-      </w:r>
-      <w:proofErr w:type="spellStart"/>
-      <w:r>
-        <w:t>pekerjaan_pemohon</w:t>
-      </w:r>
-      <w:proofErr w:type="spellEnd"/>
-      <w:r>
-        <w:t>}}</w:t>
+        <w:t>Wiraswasta</w:t>
       </w:r>
     </w:p>
     <w:p>
@@ -961,15 +548,7 @@
         <w:t xml:space="preserve">: </w:t>
       </w:r>
       <w:r>
-        <w:t>{{</w:t>
-      </w:r>
-      <w:proofErr w:type="spellStart"/>
-      <w:r>
-        <w:t>statuskawin_pemohon</w:t>
-      </w:r>
-      <w:proofErr w:type="spellEnd"/>
-      <w:r>
-        <w:t>}}</w:t>
+        <w:t>Belum Menikah</w:t>
       </w:r>
     </w:p>
     <w:p>
@@ -1252,14 +831,6 @@
         </w:rPr>
         <w:t xml:space="preserve"> </w:t>
       </w:r>
-      <w:r>
-        <w:rPr>
-          <w:b/>
-          <w:sz w:val="24"/>
-          <w:szCs w:val="24"/>
-        </w:rPr>
-        <w:t>{{</w:t>
-      </w:r>
       <w:proofErr w:type="spellStart"/>
       <w:r>
         <w:rPr>
@@ -1267,7 +838,7 @@
           <w:sz w:val="24"/>
           <w:szCs w:val="24"/>
         </w:rPr>
-        <w:t>jenis_sertifikat</w:t>
+        <w:t>Sertifikat</w:t>
       </w:r>
       <w:proofErr w:type="spellEnd"/>
       <w:r>
@@ -1276,23 +847,31 @@
           <w:sz w:val="24"/>
           <w:szCs w:val="24"/>
         </w:rPr>
-        <w:t>}}</w:t>
-      </w:r>
-      <w:r>
-        <w:rPr>
-          <w:b/>
-          <w:sz w:val="24"/>
-          <w:szCs w:val="24"/>
-        </w:rPr>
-        <w:t xml:space="preserve"> (</w:t>
-      </w:r>
-      <w:r>
-        <w:rPr>
-          <w:b/>
-          <w:sz w:val="24"/>
-          <w:szCs w:val="24"/>
-        </w:rPr>
-        <w:t>{{</w:t>
+        <w:t xml:space="preserve"> Hak Milik </w:t>
+      </w:r>
+      <w:r>
+        <w:rPr>
+          <w:b/>
+          <w:sz w:val="24"/>
+          <w:szCs w:val="24"/>
+        </w:rPr>
+        <w:t>(</w:t>
+      </w:r>
+      <w:r>
+        <w:rPr>
+          <w:b/>
+          <w:sz w:val="24"/>
+          <w:szCs w:val="24"/>
+        </w:rPr>
+        <w:t>SHM</w:t>
+      </w:r>
+      <w:r>
+        <w:rPr>
+          <w:b/>
+          <w:sz w:val="24"/>
+          <w:szCs w:val="24"/>
+        </w:rPr>
+        <w:t xml:space="preserve">) NIB </w:t>
       </w:r>
       <w:proofErr w:type="spellStart"/>
       <w:r>
@@ -1301,7 +880,7 @@
           <w:sz w:val="24"/>
           <w:szCs w:val="24"/>
         </w:rPr>
-        <w:t>singkatan_sertifikat</w:t>
+        <w:t>Nomor</w:t>
       </w:r>
       <w:proofErr w:type="spellEnd"/>
       <w:r>
@@ -1310,15 +889,63 @@
           <w:sz w:val="24"/>
           <w:szCs w:val="24"/>
         </w:rPr>
-        <w:t>}}</w:t>
-      </w:r>
-      <w:r>
-        <w:rPr>
-          <w:b/>
-          <w:sz w:val="24"/>
-          <w:szCs w:val="24"/>
-        </w:rPr>
-        <w:t xml:space="preserve">) NIB </w:t>
+        <w:t xml:space="preserve"> : </w:t>
+      </w:r>
+      <w:r>
+        <w:rPr>
+          <w:b/>
+          <w:sz w:val="24"/>
+          <w:szCs w:val="24"/>
+        </w:rPr>
+        <w:t>12.30.000117723.0</w:t>
+      </w:r>
+      <w:r>
+        <w:rPr>
+          <w:b/>
+          <w:sz w:val="24"/>
+          <w:szCs w:val="24"/>
+        </w:rPr>
+        <w:t xml:space="preserve"> Atas Nama </w:t>
+      </w:r>
+      <w:r>
+        <w:rPr>
+          <w:b/>
+          <w:sz w:val="24"/>
+          <w:szCs w:val="24"/>
+        </w:rPr>
+        <w:t>JASON CHRISTOPHER LIENDO</w:t>
+      </w:r>
+      <w:r>
+        <w:rPr>
+          <w:b/>
+          <w:sz w:val="24"/>
+          <w:szCs w:val="24"/>
+        </w:rPr>
+        <w:t xml:space="preserve">, Luas tanah </w:t>
+      </w:r>
+      <w:r>
+        <w:rPr>
+          <w:b/>
+          <w:sz w:val="24"/>
+          <w:szCs w:val="24"/>
+        </w:rPr>
+        <w:t>149</w:t>
+      </w:r>
+      <w:r>
+        <w:rPr>
+          <w:b/>
+          <w:sz w:val="24"/>
+          <w:szCs w:val="24"/>
+        </w:rPr>
+        <w:t xml:space="preserve"> M2 berlokasi di </w:t>
+      </w:r>
+      <w:r>
+        <w:rPr>
+          <w:b/>
+          <w:sz w:val="24"/>
+          <w:szCs w:val="24"/>
+        </w:rPr>
+        <w:t xml:space="preserve">Raya </w:t>
       </w:r>
       <w:proofErr w:type="spellStart"/>
       <w:r>
@@ -1327,7 +954,7 @@
           <w:sz w:val="24"/>
           <w:szCs w:val="24"/>
         </w:rPr>
-        <w:t>Nomor</w:t>
+        <w:t>Sumberpasir</w:t>
       </w:r>
       <w:proofErr w:type="spellEnd"/>
       <w:r>
@@ -1336,100 +963,7 @@
           <w:sz w:val="24"/>
           <w:szCs w:val="24"/>
         </w:rPr>
-        <w:t xml:space="preserve"> : </w:t>
-      </w:r>
-      <w:r>
-        <w:rPr>
-          <w:b/>
-          <w:sz w:val="24"/>
-          <w:szCs w:val="24"/>
-        </w:rPr>
-        <w:lastRenderedPageBreak/>
-        <w:t>{{nomor_nib}}</w:t>
-      </w:r>
-      <w:r>
-        <w:rPr>
-          <w:b/>
-          <w:sz w:val="24"/>
-          <w:szCs w:val="24"/>
-        </w:rPr>
-        <w:t xml:space="preserve"> Atas Nama </w:t>
-      </w:r>
-      <w:r>
-        <w:rPr>
-          <w:b/>
-          <w:sz w:val="24"/>
-          <w:szCs w:val="24"/>
-        </w:rPr>
-        <w:t>{{</w:t>
-      </w:r>
-      <w:proofErr w:type="spellStart"/>
-      <w:r>
-        <w:rPr>
-          <w:b/>
-          <w:sz w:val="24"/>
-          <w:szCs w:val="24"/>
-        </w:rPr>
-        <w:t>nama_pemohon</w:t>
-      </w:r>
-      <w:proofErr w:type="spellEnd"/>
-      <w:r>
-        <w:rPr>
-          <w:b/>
-          <w:sz w:val="24"/>
-          <w:szCs w:val="24"/>
-        </w:rPr>
-        <w:t>}}</w:t>
-      </w:r>
-      <w:r>
-        <w:rPr>
-          <w:b/>
-          <w:sz w:val="24"/>
-          <w:szCs w:val="24"/>
-        </w:rPr>
-        <w:t xml:space="preserve">, Luas tanah </w:t>
-      </w:r>
-      <w:r>
-        <w:rPr>
-          <w:b/>
-          <w:sz w:val="24"/>
-          <w:szCs w:val="24"/>
-        </w:rPr>
-        <w:t>{{LT}}</w:t>
-      </w:r>
-      <w:r>
-        <w:rPr>
-          <w:b/>
-          <w:sz w:val="24"/>
-          <w:szCs w:val="24"/>
-        </w:rPr>
-        <w:t xml:space="preserve"> M2 berlokasi di </w:t>
-      </w:r>
-      <w:r>
-        <w:rPr>
-          <w:b/>
-          <w:sz w:val="24"/>
-          <w:szCs w:val="24"/>
-        </w:rPr>
-        <w:t>{{</w:t>
-      </w:r>
-      <w:proofErr w:type="spellStart"/>
-      <w:r>
-        <w:rPr>
-          <w:b/>
-          <w:sz w:val="24"/>
-          <w:szCs w:val="24"/>
-        </w:rPr>
-        <w:t>lokasi_asset</w:t>
-      </w:r>
-      <w:proofErr w:type="spellEnd"/>
-      <w:r>
-        <w:rPr>
-          <w:b/>
-          <w:sz w:val="24"/>
-          <w:szCs w:val="24"/>
-        </w:rPr>
-        <w:t>}}</w:t>
+        <w:t xml:space="preserve"> No. 150</w:t>
       </w:r>
       <w:r>
         <w:rPr>
@@ -1492,25 +1026,7 @@
           <w:color w:val="000000" w:themeColor="text1"/>
           <w:sz w:val="24"/>
         </w:rPr>
-        <w:t>{{</w:t>
-      </w:r>
-      <w:proofErr w:type="spellStart"/>
-      <w:r>
-        <w:rPr>
-          <w:b/>
-          <w:color w:val="000000" w:themeColor="text1"/>
-          <w:sz w:val="24"/>
-        </w:rPr>
-        <w:t>nama_debitur</w:t>
-      </w:r>
-      <w:proofErr w:type="spellEnd"/>
-      <w:r>
-        <w:rPr>
-          <w:b/>
-          <w:color w:val="000000" w:themeColor="text1"/>
-          <w:sz w:val="24"/>
-        </w:rPr>
-        <w:t>}}</w:t>
+        <w:t>MOHAMAD MUJIB</w:t>
       </w:r>
     </w:p>
     <w:p>
@@ -1558,7 +1074,7 @@
           <w:sz w:val="24"/>
           <w:szCs w:val="24"/>
         </w:rPr>
-        <w:t>{{</w:t>
+        <w:t xml:space="preserve">Raya </w:t>
       </w:r>
       <w:proofErr w:type="spellStart"/>
       <w:r>
@@ -1568,7 +1084,7 @@
           <w:sz w:val="24"/>
           <w:szCs w:val="24"/>
         </w:rPr>
-        <w:t>lokasi_asset</w:t>
+        <w:t>Sumberpasir</w:t>
       </w:r>
       <w:proofErr w:type="spellEnd"/>
       <w:r>
@@ -1578,7 +1094,7 @@
           <w:sz w:val="24"/>
           <w:szCs w:val="24"/>
         </w:rPr>
-        <w:t>}}</w:t>
+        <w:t xml:space="preserve"> No. 150</w:t>
       </w:r>
     </w:p>
     <w:p>
@@ -1647,6 +1163,7 @@
         <w:jc w:val="both"/>
       </w:pPr>
       <w:r>
+        <w:lastRenderedPageBreak/>
         <w:t>Adapun dasar dan tujuan Pemohon mengajukan permohonan ini adalah sebagai berikut :</w:t>
       </w:r>
     </w:p>
@@ -1691,14 +1208,6 @@
         </w:rPr>
         <w:t xml:space="preserve">bidang tanah berikut bangunan yang berdiri diatasnya, masing-masing sesuai </w:t>
       </w:r>
-      <w:r>
-        <w:rPr>
-          <w:b/>
-          <w:sz w:val="24"/>
-          <w:szCs w:val="24"/>
-        </w:rPr>
-        <w:t>{{</w:t>
-      </w:r>
       <w:proofErr w:type="spellStart"/>
       <w:r>
         <w:rPr>
@@ -1706,7 +1215,7 @@
           <w:sz w:val="24"/>
           <w:szCs w:val="24"/>
         </w:rPr>
-        <w:t>jenis_sertifikat</w:t>
+        <w:t>Sertifikat</w:t>
       </w:r>
       <w:proofErr w:type="spellEnd"/>
       <w:r>
@@ -1715,23 +1224,31 @@
           <w:sz w:val="24"/>
           <w:szCs w:val="24"/>
         </w:rPr>
-        <w:t>}}</w:t>
-      </w:r>
-      <w:r>
-        <w:rPr>
-          <w:b/>
-          <w:sz w:val="24"/>
-          <w:szCs w:val="24"/>
-        </w:rPr>
-        <w:t xml:space="preserve"> (</w:t>
-      </w:r>
-      <w:r>
-        <w:rPr>
-          <w:b/>
-          <w:sz w:val="24"/>
-          <w:szCs w:val="24"/>
-        </w:rPr>
-        <w:t>{{</w:t>
+        <w:t xml:space="preserve"> Hak Milik </w:t>
+      </w:r>
+      <w:r>
+        <w:rPr>
+          <w:b/>
+          <w:sz w:val="24"/>
+          <w:szCs w:val="24"/>
+        </w:rPr>
+        <w:t>(</w:t>
+      </w:r>
+      <w:r>
+        <w:rPr>
+          <w:b/>
+          <w:sz w:val="24"/>
+          <w:szCs w:val="24"/>
+        </w:rPr>
+        <w:t>SHM</w:t>
+      </w:r>
+      <w:r>
+        <w:rPr>
+          <w:b/>
+          <w:sz w:val="24"/>
+          <w:szCs w:val="24"/>
+        </w:rPr>
+        <w:t xml:space="preserve">) NIB </w:t>
       </w:r>
       <w:proofErr w:type="spellStart"/>
       <w:r>
@@ -1740,7 +1257,7 @@
           <w:sz w:val="24"/>
           <w:szCs w:val="24"/>
         </w:rPr>
-        <w:t>singkatan_sertifikat</w:t>
+        <w:t>Nomor</w:t>
       </w:r>
       <w:proofErr w:type="spellEnd"/>
       <w:r>
@@ -1749,7 +1266,198 @@
           <w:sz w:val="24"/>
           <w:szCs w:val="24"/>
         </w:rPr>
-        <w:t>}}</w:t>
+        <w:t xml:space="preserve"> : </w:t>
+      </w:r>
+      <w:r>
+        <w:rPr>
+          <w:b/>
+          <w:sz w:val="24"/>
+          <w:szCs w:val="24"/>
+        </w:rPr>
+        <w:t>12.30.000117723.0</w:t>
+      </w:r>
+      <w:r>
+        <w:rPr>
+          <w:b/>
+          <w:sz w:val="24"/>
+          <w:szCs w:val="24"/>
+        </w:rPr>
+        <w:t xml:space="preserve"> Atas Nama </w:t>
+      </w:r>
+      <w:r>
+        <w:rPr>
+          <w:b/>
+          <w:sz w:val="24"/>
+          <w:szCs w:val="24"/>
+        </w:rPr>
+        <w:t>JASON CHRISTOPHER LIENDO</w:t>
+      </w:r>
+      <w:r>
+        <w:rPr>
+          <w:b/>
+          <w:sz w:val="24"/>
+          <w:szCs w:val="24"/>
+        </w:rPr>
+        <w:t>,</w:t>
+      </w:r>
+      <w:r>
+        <w:rPr>
+          <w:b/>
+          <w:sz w:val="24"/>
+          <w:szCs w:val="24"/>
+        </w:rPr>
+        <w:t xml:space="preserve"> </w:t>
+      </w:r>
+      <w:r>
+        <w:rPr>
+          <w:b/>
+          <w:sz w:val="24"/>
+          <w:szCs w:val="24"/>
+        </w:rPr>
+        <w:t xml:space="preserve">Luas tanah </w:t>
+      </w:r>
+      <w:r>
+        <w:rPr>
+          <w:b/>
+          <w:sz w:val="24"/>
+          <w:szCs w:val="24"/>
+        </w:rPr>
+        <w:t>149</w:t>
+      </w:r>
+      <w:r>
+        <w:rPr>
+          <w:b/>
+          <w:sz w:val="24"/>
+          <w:szCs w:val="24"/>
+        </w:rPr>
+        <w:t xml:space="preserve"> M2 berlokasi di </w:t>
+      </w:r>
+      <w:r>
+        <w:rPr>
+          <w:b/>
+          <w:sz w:val="24"/>
+          <w:szCs w:val="24"/>
+        </w:rPr>
+        <w:t xml:space="preserve">Raya </w:t>
+      </w:r>
+      <w:proofErr w:type="spellStart"/>
+      <w:r>
+        <w:rPr>
+          <w:b/>
+          <w:sz w:val="24"/>
+          <w:szCs w:val="24"/>
+        </w:rPr>
+        <w:t>Sumberpasir</w:t>
+      </w:r>
+      <w:proofErr w:type="spellEnd"/>
+      <w:r>
+        <w:rPr>
+          <w:b/>
+          <w:sz w:val="24"/>
+          <w:szCs w:val="24"/>
+        </w:rPr>
+        <w:t xml:space="preserve"> No. 150</w:t>
+      </w:r>
+      <w:r>
+        <w:rPr>
+          <w:b/>
+          <w:sz w:val="24"/>
+          <w:szCs w:val="24"/>
+        </w:rPr>
+        <w:t xml:space="preserve"> </w:t>
+      </w:r>
+      <w:r>
+        <w:rPr>
+          <w:sz w:val="24"/>
+        </w:rPr>
+        <w:t>sebagaimana</w:t>
+      </w:r>
+      <w:r>
+        <w:rPr>
+          <w:spacing w:val="-7"/>
+          <w:sz w:val="24"/>
+        </w:rPr>
+        <w:t xml:space="preserve"> </w:t>
+      </w:r>
+      <w:r>
+        <w:rPr>
+          <w:sz w:val="24"/>
+        </w:rPr>
+        <w:t>yang</w:t>
+      </w:r>
+      <w:r>
+        <w:rPr>
+          <w:spacing w:val="-7"/>
+          <w:sz w:val="24"/>
+        </w:rPr>
+        <w:t xml:space="preserve"> </w:t>
+      </w:r>
+      <w:r>
+        <w:rPr>
+          <w:sz w:val="24"/>
+        </w:rPr>
+        <w:t>terdapat</w:t>
+      </w:r>
+      <w:r>
+        <w:rPr>
+          <w:spacing w:val="-7"/>
+          <w:sz w:val="24"/>
+        </w:rPr>
+        <w:t xml:space="preserve"> </w:t>
+      </w:r>
+      <w:r>
+        <w:rPr>
+          <w:sz w:val="24"/>
+        </w:rPr>
+        <w:t>dalam</w:t>
+      </w:r>
+      <w:r>
+        <w:rPr>
+          <w:sz w:val="24"/>
+        </w:rPr>
+        <w:t xml:space="preserve"> </w:t>
+      </w:r>
+      <w:proofErr w:type="spellStart"/>
+      <w:r>
+        <w:rPr>
+          <w:b/>
+          <w:sz w:val="24"/>
+          <w:szCs w:val="24"/>
+        </w:rPr>
+        <w:t>Sertifikat</w:t>
+      </w:r>
+      <w:proofErr w:type="spellEnd"/>
+      <w:r>
+        <w:rPr>
+          <w:b/>
+          <w:sz w:val="24"/>
+          <w:szCs w:val="24"/>
+        </w:rPr>
+        <w:t xml:space="preserve"> Hak Milik</w:t>
+      </w:r>
+      <w:r>
+        <w:rPr>
+          <w:b/>
+          <w:sz w:val="24"/>
+          <w:szCs w:val="24"/>
+        </w:rPr>
+        <w:t xml:space="preserve"> </w:t>
+      </w:r>
+      <w:r>
+        <w:rPr>
+          <w:b/>
+          <w:sz w:val="24"/>
+          <w:szCs w:val="24"/>
+        </w:rPr>
+        <w:t>(</w:t>
+      </w:r>
+      <w:r>
+        <w:rPr>
+          <w:b/>
+          <w:sz w:val="24"/>
+          <w:szCs w:val="24"/>
+        </w:rPr>
+        <w:t>SHM</w:t>
       </w:r>
       <w:r>
         <w:rPr>
@@ -1783,7 +1491,55 @@
           <w:sz w:val="24"/>
           <w:szCs w:val="24"/>
         </w:rPr>
-        <w:t>{{</w:t>
+        <w:t>12.30.000117723.0</w:t>
+      </w:r>
+      <w:r>
+        <w:rPr>
+          <w:b/>
+          <w:sz w:val="24"/>
+          <w:szCs w:val="24"/>
+        </w:rPr>
+        <w:t xml:space="preserve"> Atas Nama </w:t>
+      </w:r>
+      <w:r>
+        <w:rPr>
+          <w:b/>
+          <w:sz w:val="24"/>
+          <w:szCs w:val="24"/>
+        </w:rPr>
+        <w:t>JASON CHRISTOPHER LIENDO</w:t>
+      </w:r>
+      <w:r>
+        <w:rPr>
+          <w:b/>
+          <w:sz w:val="24"/>
+          <w:szCs w:val="24"/>
+        </w:rPr>
+        <w:t xml:space="preserve">, Luas tanah </w:t>
+      </w:r>
+      <w:r>
+        <w:rPr>
+          <w:b/>
+          <w:sz w:val="24"/>
+          <w:szCs w:val="24"/>
+        </w:rPr>
+        <w:t>149</w:t>
+      </w:r>
+      <w:r>
+        <w:rPr>
+          <w:b/>
+          <w:sz w:val="24"/>
+          <w:szCs w:val="24"/>
+        </w:rPr>
+        <w:t xml:space="preserve"> M2 berlokasi di </w:t>
+      </w:r>
+      <w:r>
+        <w:rPr>
+          <w:b/>
+          <w:sz w:val="24"/>
+          <w:szCs w:val="24"/>
+        </w:rPr>
+        <w:t xml:space="preserve">Raya </w:t>
       </w:r>
       <w:proofErr w:type="spellStart"/>
       <w:r>
@@ -1792,7 +1548,7 @@
           <w:sz w:val="24"/>
           <w:szCs w:val="24"/>
         </w:rPr>
-        <w:t>nomor_nib</w:t>
+        <w:t>Sumberpasir</w:t>
       </w:r>
       <w:proofErr w:type="spellEnd"/>
       <w:r>
@@ -1801,124 +1557,73 @@
           <w:sz w:val="24"/>
           <w:szCs w:val="24"/>
         </w:rPr>
-        <w:t>}}</w:t>
-      </w:r>
-      <w:r>
-        <w:rPr>
-          <w:b/>
-          <w:sz w:val="24"/>
-          <w:szCs w:val="24"/>
-        </w:rPr>
-        <w:t xml:space="preserve"> Atas Nama </w:t>
-      </w:r>
-      <w:r>
-        <w:rPr>
-          <w:b/>
-          <w:sz w:val="24"/>
-          <w:szCs w:val="24"/>
-        </w:rPr>
-        <w:t>{{</w:t>
+        <w:t xml:space="preserve"> No. 150</w:t>
+      </w:r>
+      <w:r>
+        <w:rPr>
+          <w:spacing w:val="-4"/>
+          <w:sz w:val="24"/>
+          <w:szCs w:val="24"/>
+        </w:rPr>
+        <w:t xml:space="preserve"> </w:t>
+      </w:r>
+      <w:r>
+        <w:rPr>
+          <w:sz w:val="24"/>
+        </w:rPr>
+        <w:t xml:space="preserve">yang mana hal tersebut adalah berdasarkan </w:t>
       </w:r>
       <w:proofErr w:type="spellStart"/>
       <w:r>
         <w:rPr>
-          <w:b/>
-          <w:sz w:val="24"/>
-          <w:szCs w:val="24"/>
-        </w:rPr>
-        <w:t>nama_pemohon</w:t>
+          <w:sz w:val="24"/>
+        </w:rPr>
+        <w:t>Grosse</w:t>
       </w:r>
       <w:proofErr w:type="spellEnd"/>
       <w:r>
         <w:rPr>
-          <w:b/>
-          <w:sz w:val="24"/>
-          <w:szCs w:val="24"/>
-        </w:rPr>
-        <w:t>}}</w:t>
-      </w:r>
-      <w:r>
-        <w:rPr>
-          <w:b/>
-          <w:sz w:val="24"/>
-          <w:szCs w:val="24"/>
-        </w:rPr>
-        <w:t>,</w:t>
-      </w:r>
-      <w:r>
-        <w:rPr>
-          <w:b/>
-          <w:sz w:val="24"/>
-          <w:szCs w:val="24"/>
-        </w:rPr>
-        <w:t xml:space="preserve"> </w:t>
-      </w:r>
-      <w:r>
-        <w:rPr>
-          <w:b/>
-          <w:sz w:val="24"/>
-          <w:szCs w:val="24"/>
-        </w:rPr>
-        <w:t xml:space="preserve">Luas tanah </w:t>
-      </w:r>
-      <w:r>
-        <w:rPr>
-          <w:b/>
-          <w:sz w:val="24"/>
-          <w:szCs w:val="24"/>
-        </w:rPr>
-        <w:t>{{LT}}</w:t>
-      </w:r>
-      <w:r>
-        <w:rPr>
-          <w:b/>
-          <w:sz w:val="24"/>
-          <w:szCs w:val="24"/>
-        </w:rPr>
-        <w:t xml:space="preserve"> M2 berlokasi di </w:t>
-      </w:r>
-      <w:r>
-        <w:rPr>
-          <w:b/>
-          <w:sz w:val="24"/>
-          <w:szCs w:val="24"/>
-        </w:rPr>
-        <w:t>{{</w:t>
+          <w:spacing w:val="-7"/>
+          <w:sz w:val="24"/>
+        </w:rPr>
+        <w:t xml:space="preserve"> </w:t>
+      </w:r>
+      <w:r>
+        <w:rPr>
+          <w:sz w:val="24"/>
+        </w:rPr>
+        <w:t>Risalah</w:t>
+      </w:r>
+      <w:r>
+        <w:rPr>
+          <w:spacing w:val="-7"/>
+          <w:sz w:val="24"/>
+        </w:rPr>
+        <w:t xml:space="preserve"> </w:t>
+      </w:r>
+      <w:r>
+        <w:rPr>
+          <w:sz w:val="24"/>
+        </w:rPr>
+        <w:t>Lelang</w:t>
+      </w:r>
+      <w:r>
+        <w:rPr>
+          <w:spacing w:val="-7"/>
+          <w:sz w:val="24"/>
+        </w:rPr>
+        <w:t xml:space="preserve"> </w:t>
       </w:r>
       <w:proofErr w:type="spellStart"/>
       <w:r>
         <w:rPr>
-          <w:b/>
-          <w:sz w:val="24"/>
-          <w:szCs w:val="24"/>
-        </w:rPr>
-        <w:t>lokasi_asset</w:t>
+          <w:sz w:val="24"/>
+        </w:rPr>
+        <w:t>Nomor</w:t>
       </w:r>
       <w:proofErr w:type="spellEnd"/>
       <w:r>
         <w:rPr>
-          <w:b/>
-          <w:sz w:val="24"/>
-          <w:szCs w:val="24"/>
-        </w:rPr>
-        <w:t>}}</w:t>
-      </w:r>
-      <w:r>
-        <w:rPr>
-          <w:b/>
-          <w:sz w:val="24"/>
-          <w:szCs w:val="24"/>
-        </w:rPr>
-        <w:t xml:space="preserve"> </w:t>
-      </w:r>
-      <w:r>
-        <w:rPr>
-          <w:sz w:val="24"/>
-        </w:rPr>
-        <w:t>sebagaimana</w:t>
-      </w:r>
-      <w:r>
-        <w:rPr>
           <w:spacing w:val="-7"/>
           <w:sz w:val="24"/>
         </w:rPr>
@@ -1926,12 +1631,14 @@
       </w:r>
       <w:r>
         <w:rPr>
-          <w:sz w:val="24"/>
-        </w:rPr>
-        <w:t>yang</w:t>
-      </w:r>
-      <w:r>
-        <w:rPr>
+          <w:b/>
+          <w:sz w:val="24"/>
+        </w:rPr>
+        <w:t>:</w:t>
+      </w:r>
+      <w:r>
+        <w:rPr>
+          <w:b/>
           <w:spacing w:val="-7"/>
           <w:sz w:val="24"/>
         </w:rPr>
@@ -1939,112 +1646,80 @@
       </w:r>
       <w:r>
         <w:rPr>
-          <w:sz w:val="24"/>
-        </w:rPr>
-        <w:t>terdapat</w:t>
-      </w:r>
-      <w:r>
-        <w:rPr>
-          <w:spacing w:val="-7"/>
-          <w:sz w:val="24"/>
-        </w:rPr>
-        <w:t xml:space="preserve"> </w:t>
-      </w:r>
-      <w:r>
-        <w:rPr>
-          <w:sz w:val="24"/>
-        </w:rPr>
-        <w:t>dalam</w:t>
-      </w:r>
-      <w:r>
-        <w:rPr>
-          <w:sz w:val="24"/>
-        </w:rPr>
-        <w:t xml:space="preserve"> </w:t>
-      </w:r>
-      <w:r>
-        <w:rPr>
-          <w:b/>
-          <w:sz w:val="24"/>
-          <w:szCs w:val="24"/>
-        </w:rPr>
-        <w:t>{{</w:t>
+          <w:b/>
+          <w:sz w:val="24"/>
+        </w:rPr>
+        <w:t>376/10.03/2026-01</w:t>
+      </w:r>
+      <w:r>
+        <w:rPr>
+          <w:b/>
+          <w:sz w:val="24"/>
+        </w:rPr>
+        <w:t xml:space="preserve"> tertanggal </w:t>
+      </w:r>
+      <w:r>
+        <w:rPr>
+          <w:b/>
+          <w:sz w:val="24"/>
+        </w:rPr>
+        <w:t xml:space="preserve">20 </w:t>
       </w:r>
       <w:proofErr w:type="spellStart"/>
       <w:r>
         <w:rPr>
           <w:b/>
           <w:sz w:val="24"/>
-          <w:szCs w:val="24"/>
-        </w:rPr>
-        <w:t>jenis_sertifikat</w:t>
+        </w:rPr>
+        <w:t>Juli</w:t>
       </w:r>
       <w:proofErr w:type="spellEnd"/>
       <w:r>
         <w:rPr>
           <w:b/>
           <w:sz w:val="24"/>
-          <w:szCs w:val="24"/>
-        </w:rPr>
-        <w:t>}}</w:t>
-      </w:r>
-      <w:r>
-        <w:rPr>
-          <w:b/>
-          <w:sz w:val="24"/>
-          <w:szCs w:val="24"/>
-        </w:rPr>
-        <w:t xml:space="preserve"> (</w:t>
-      </w:r>
-      <w:r>
-        <w:rPr>
-          <w:b/>
-          <w:sz w:val="24"/>
-          <w:szCs w:val="24"/>
-        </w:rPr>
-        <w:t>{{</w:t>
+        </w:rPr>
+        <w:t xml:space="preserve"> 2026</w:t>
+      </w:r>
+      <w:r>
+        <w:rPr>
+          <w:b/>
+          <w:sz w:val="24"/>
+        </w:rPr>
+        <w:t xml:space="preserve"> </w:t>
+      </w:r>
+      <w:r>
+        <w:rPr>
+          <w:sz w:val="24"/>
+        </w:rPr>
+        <w:t xml:space="preserve">dan </w:t>
       </w:r>
       <w:proofErr w:type="spellStart"/>
       <w:r>
         <w:rPr>
-          <w:b/>
-          <w:sz w:val="24"/>
-          <w:szCs w:val="24"/>
-        </w:rPr>
-        <w:t>singkatan_sertifikat</w:t>
+          <w:sz w:val="24"/>
+        </w:rPr>
+        <w:t>Kwitansi</w:t>
       </w:r>
       <w:proofErr w:type="spellEnd"/>
       <w:r>
         <w:rPr>
-          <w:b/>
-          <w:sz w:val="24"/>
-          <w:szCs w:val="24"/>
-        </w:rPr>
-        <w:t>}}</w:t>
-      </w:r>
-      <w:r>
-        <w:rPr>
-          <w:b/>
-          <w:sz w:val="24"/>
-          <w:szCs w:val="24"/>
-        </w:rPr>
-        <w:t xml:space="preserve">) NIB </w:t>
+          <w:spacing w:val="80"/>
+          <w:sz w:val="24"/>
+        </w:rPr>
+        <w:t xml:space="preserve"> </w:t>
       </w:r>
       <w:proofErr w:type="spellStart"/>
       <w:r>
         <w:rPr>
-          <w:b/>
-          <w:sz w:val="24"/>
-          <w:szCs w:val="24"/>
+          <w:sz w:val="24"/>
         </w:rPr>
         <w:t>Nomor</w:t>
       </w:r>
       <w:proofErr w:type="spellEnd"/>
       <w:r>
         <w:rPr>
-          <w:b/>
-          <w:sz w:val="24"/>
-          <w:szCs w:val="24"/>
+          <w:sz w:val="24"/>
         </w:rPr>
         <w:t xml:space="preserve"> : </w:t>
       </w:r>
@@ -2052,326 +1727,38 @@
         <w:rPr>
           <w:b/>
           <w:sz w:val="24"/>
-          <w:szCs w:val="24"/>
-        </w:rPr>
-        <w:t>{{nomor_nib}}</w:t>
-      </w:r>
-      <w:r>
-        <w:rPr>
-          <w:b/>
-          <w:sz w:val="24"/>
-          <w:szCs w:val="24"/>
-        </w:rPr>
-        <w:t xml:space="preserve"> Atas Nama </w:t>
-      </w:r>
-      <w:r>
-        <w:rPr>
-          <w:b/>
-          <w:sz w:val="24"/>
-          <w:szCs w:val="24"/>
-        </w:rPr>
-        <w:t>{{</w:t>
+        </w:rPr>
+        <w:t>KU-509/RL.376/10.03/2026-01</w:t>
+      </w:r>
+      <w:r>
+        <w:rPr>
+          <w:b/>
+          <w:sz w:val="24"/>
+        </w:rPr>
+        <w:t xml:space="preserve"> Tanggal </w:t>
+      </w:r>
+      <w:r>
+        <w:rPr>
+          <w:b/>
+          <w:sz w:val="24"/>
+        </w:rPr>
+        <w:t xml:space="preserve">20 </w:t>
       </w:r>
       <w:proofErr w:type="spellStart"/>
       <w:r>
         <w:rPr>
           <w:b/>
           <w:sz w:val="24"/>
-          <w:szCs w:val="24"/>
-        </w:rPr>
-        <w:t>nama_pemohon</w:t>
+        </w:rPr>
+        <w:t>Juli</w:t>
       </w:r>
       <w:proofErr w:type="spellEnd"/>
       <w:r>
         <w:rPr>
           <w:b/>
           <w:sz w:val="24"/>
-          <w:szCs w:val="24"/>
-        </w:rPr>
-        <w:t>}}</w:t>
-      </w:r>
-      <w:r>
-        <w:rPr>
-          <w:b/>
-          <w:sz w:val="24"/>
-          <w:szCs w:val="24"/>
-        </w:rPr>
-        <w:t xml:space="preserve">, Luas tanah </w:t>
-      </w:r>
-      <w:r>
-        <w:rPr>
-          <w:b/>
-          <w:sz w:val="24"/>
-          <w:szCs w:val="24"/>
-        </w:rPr>
-        <w:t>{{LT}}</w:t>
-      </w:r>
-      <w:r>
-        <w:rPr>
-          <w:b/>
-          <w:sz w:val="24"/>
-          <w:szCs w:val="24"/>
-        </w:rPr>
-        <w:t xml:space="preserve"> M2 berlokasi di </w:t>
-      </w:r>
-      <w:r>
-        <w:rPr>
-          <w:b/>
-          <w:sz w:val="24"/>
-          <w:szCs w:val="24"/>
-        </w:rPr>
-        <w:t>{{</w:t>
-      </w:r>
-      <w:proofErr w:type="spellStart"/>
-      <w:r>
-        <w:rPr>
-          <w:b/>
-          <w:sz w:val="24"/>
-          <w:szCs w:val="24"/>
-        </w:rPr>
-        <w:t>lokasi_asset</w:t>
-      </w:r>
-      <w:proofErr w:type="spellEnd"/>
-      <w:r>
-        <w:rPr>
-          <w:b/>
-          <w:sz w:val="24"/>
-          <w:szCs w:val="24"/>
-        </w:rPr>
-        <w:t>}}</w:t>
-      </w:r>
-      <w:r>
-        <w:rPr>
-          <w:spacing w:val="-4"/>
-          <w:sz w:val="24"/>
-          <w:szCs w:val="24"/>
-        </w:rPr>
-        <w:t xml:space="preserve"> </w:t>
-      </w:r>
-      <w:r>
-        <w:rPr>
-          <w:sz w:val="24"/>
-        </w:rPr>
-        <w:t xml:space="preserve">yang mana hal tersebut adalah berdasarkan </w:t>
-      </w:r>
-      <w:proofErr w:type="spellStart"/>
-      <w:r>
-        <w:rPr>
-          <w:sz w:val="24"/>
-        </w:rPr>
-        <w:t>Grosse</w:t>
-      </w:r>
-      <w:proofErr w:type="spellEnd"/>
-      <w:r>
-        <w:rPr>
-          <w:spacing w:val="-7"/>
-          <w:sz w:val="24"/>
-        </w:rPr>
-        <w:t xml:space="preserve"> </w:t>
-      </w:r>
-      <w:r>
-        <w:rPr>
-          <w:sz w:val="24"/>
-        </w:rPr>
-        <w:t>Risalah</w:t>
-      </w:r>
-      <w:r>
-        <w:rPr>
-          <w:spacing w:val="-7"/>
-          <w:sz w:val="24"/>
-        </w:rPr>
-        <w:t xml:space="preserve"> </w:t>
-      </w:r>
-      <w:r>
-        <w:rPr>
-          <w:sz w:val="24"/>
-        </w:rPr>
-        <w:t>Lelang</w:t>
-      </w:r>
-      <w:r>
-        <w:rPr>
-          <w:spacing w:val="-7"/>
-          <w:sz w:val="24"/>
-        </w:rPr>
-        <w:t xml:space="preserve"> </w:t>
-      </w:r>
-      <w:proofErr w:type="spellStart"/>
-      <w:r>
-        <w:rPr>
-          <w:sz w:val="24"/>
-        </w:rPr>
-        <w:t>Nomor</w:t>
-      </w:r>
-      <w:proofErr w:type="spellEnd"/>
-      <w:r>
-        <w:rPr>
-          <w:spacing w:val="-7"/>
-          <w:sz w:val="24"/>
-        </w:rPr>
-        <w:t xml:space="preserve"> </w:t>
-      </w:r>
-      <w:r>
-        <w:rPr>
-          <w:b/>
-          <w:sz w:val="24"/>
-        </w:rPr>
-        <w:t>:</w:t>
-      </w:r>
-      <w:r>
-        <w:rPr>
-          <w:b/>
-          <w:spacing w:val="-7"/>
-          <w:sz w:val="24"/>
-        </w:rPr>
-        <w:t xml:space="preserve"> </w:t>
-      </w:r>
-      <w:r>
-        <w:rPr>
-          <w:b/>
-          <w:sz w:val="24"/>
-        </w:rPr>
-        <w:t>{{</w:t>
-      </w:r>
-      <w:proofErr w:type="spellStart"/>
-      <w:r>
-        <w:rPr>
-          <w:b/>
-          <w:sz w:val="24"/>
-        </w:rPr>
-        <w:t>nomor_risalah</w:t>
-      </w:r>
-      <w:proofErr w:type="spellEnd"/>
-      <w:r>
-        <w:rPr>
-          <w:b/>
-          <w:sz w:val="24"/>
-        </w:rPr>
-        <w:t>}}</w:t>
-      </w:r>
-      <w:r>
-        <w:rPr>
-          <w:b/>
-          <w:sz w:val="24"/>
-        </w:rPr>
-        <w:t xml:space="preserve"> tertanggal </w:t>
-      </w:r>
-      <w:r>
-        <w:rPr>
-          <w:b/>
-          <w:sz w:val="24"/>
-        </w:rPr>
-        <w:t>{{</w:t>
-      </w:r>
-      <w:proofErr w:type="spellStart"/>
-      <w:r>
-        <w:rPr>
-          <w:b/>
-          <w:sz w:val="24"/>
-        </w:rPr>
-        <w:t>tanggal_risalah</w:t>
-      </w:r>
-      <w:proofErr w:type="spellEnd"/>
-      <w:r>
-        <w:rPr>
-          <w:b/>
-          <w:sz w:val="24"/>
-        </w:rPr>
-        <w:t>}}</w:t>
-      </w:r>
-      <w:r>
-        <w:rPr>
-          <w:b/>
-          <w:sz w:val="24"/>
-        </w:rPr>
-        <w:t xml:space="preserve"> </w:t>
-      </w:r>
-      <w:r>
-        <w:rPr>
-          <w:sz w:val="24"/>
-        </w:rPr>
-        <w:t xml:space="preserve">dan </w:t>
-      </w:r>
-      <w:proofErr w:type="spellStart"/>
-      <w:r>
-        <w:rPr>
-          <w:sz w:val="24"/>
-        </w:rPr>
-        <w:t>Kwitansi</w:t>
-      </w:r>
-      <w:proofErr w:type="spellEnd"/>
-      <w:r>
-        <w:rPr>
-          <w:spacing w:val="80"/>
-          <w:sz w:val="24"/>
-        </w:rPr>
-        <w:t xml:space="preserve"> </w:t>
-      </w:r>
-      <w:proofErr w:type="spellStart"/>
-      <w:r>
-        <w:rPr>
-          <w:sz w:val="24"/>
-        </w:rPr>
-        <w:t>Nomor</w:t>
-      </w:r>
-      <w:proofErr w:type="spellEnd"/>
-      <w:r>
-        <w:rPr>
-          <w:sz w:val="24"/>
-        </w:rPr>
-        <w:t xml:space="preserve"> : </w:t>
-      </w:r>
-      <w:r>
-        <w:rPr>
-          <w:b/>
-          <w:sz w:val="24"/>
-        </w:rPr>
-        <w:t>{{</w:t>
-      </w:r>
-      <w:proofErr w:type="spellStart"/>
-      <w:r>
-        <w:rPr>
-          <w:b/>
-          <w:sz w:val="24"/>
-        </w:rPr>
-        <w:t>nomor_kwitansi</w:t>
-      </w:r>
-      <w:proofErr w:type="spellEnd"/>
-      <w:r>
-        <w:rPr>
-          <w:b/>
-          <w:sz w:val="24"/>
-        </w:rPr>
-        <w:t>}}</w:t>
-      </w:r>
-      <w:r>
-        <w:rPr>
-          <w:b/>
-          <w:sz w:val="24"/>
-        </w:rPr>
-        <w:t xml:space="preserve"> Tanggal </w:t>
-      </w:r>
-      <w:r>
-        <w:rPr>
-          <w:b/>
-          <w:sz w:val="24"/>
-        </w:rPr>
-        <w:t>{{</w:t>
-      </w:r>
-      <w:proofErr w:type="spellStart"/>
-      <w:r>
-        <w:rPr>
-          <w:b/>
-          <w:sz w:val="24"/>
-        </w:rPr>
-        <w:t>tanggal_kwitansi</w:t>
-      </w:r>
-      <w:proofErr w:type="spellEnd"/>
-      <w:r>
-        <w:rPr>
-          <w:b/>
-          <w:sz w:val="24"/>
-        </w:rPr>
-        <w:t>}}</w:t>
+        </w:rPr>
+        <w:t xml:space="preserve"> 2026</w:t>
       </w:r>
       <w:r>
         <w:rPr>
@@ -2523,7 +1910,7 @@
           <w:color w:val="000000" w:themeColor="text1"/>
           <w:sz w:val="24"/>
         </w:rPr>
-        <w:t>{{</w:t>
+        <w:t xml:space="preserve">PT. Bank Rakyat Indonesia, </w:t>
       </w:r>
       <w:proofErr w:type="spellStart"/>
       <w:r>
@@ -2532,7 +1919,7 @@
           <w:color w:val="000000" w:themeColor="text1"/>
           <w:sz w:val="24"/>
         </w:rPr>
-        <w:t>nama_bank</w:t>
+        <w:t>Tbk</w:t>
       </w:r>
       <w:proofErr w:type="spellEnd"/>
       <w:r>
@@ -2541,7 +1928,43 @@
           <w:color w:val="000000" w:themeColor="text1"/>
           <w:sz w:val="24"/>
         </w:rPr>
-        <w:t>}}</w:t>
+        <w:t xml:space="preserve">. </w:t>
+      </w:r>
+      <w:proofErr w:type="spellStart"/>
+      <w:r>
+        <w:rPr>
+          <w:b/>
+          <w:color w:val="000000" w:themeColor="text1"/>
+          <w:sz w:val="24"/>
+        </w:rPr>
+        <w:t>Kantor</w:t>
+      </w:r>
+      <w:proofErr w:type="spellEnd"/>
+      <w:r>
+        <w:rPr>
+          <w:b/>
+          <w:color w:val="000000" w:themeColor="text1"/>
+          <w:sz w:val="24"/>
+        </w:rPr>
+        <w:t xml:space="preserve"> Cabang Malang </w:t>
+      </w:r>
+      <w:proofErr w:type="spellStart"/>
+      <w:r>
+        <w:rPr>
+          <w:b/>
+          <w:color w:val="000000" w:themeColor="text1"/>
+          <w:sz w:val="24"/>
+        </w:rPr>
+        <w:t>Soekarno</w:t>
+      </w:r>
+      <w:proofErr w:type="spellEnd"/>
+      <w:r>
+        <w:rPr>
+          <w:b/>
+          <w:color w:val="000000" w:themeColor="text1"/>
+          <w:sz w:val="24"/>
+        </w:rPr>
+        <w:t xml:space="preserve"> Hatta</w:t>
       </w:r>
       <w:r>
         <w:rPr>
@@ -2778,14 +2201,6 @@
         </w:rPr>
         <w:t xml:space="preserve">telah melalukan balik nama </w:t>
       </w:r>
-      <w:r>
-        <w:rPr>
-          <w:b/>
-          <w:sz w:val="24"/>
-          <w:szCs w:val="24"/>
-        </w:rPr>
-        <w:t>{{</w:t>
-      </w:r>
       <w:proofErr w:type="spellStart"/>
       <w:r>
         <w:rPr>
@@ -2793,7 +2208,7 @@
           <w:sz w:val="24"/>
           <w:szCs w:val="24"/>
         </w:rPr>
-        <w:t>jenis_sertifikat</w:t>
+        <w:t>Sertifikat</w:t>
       </w:r>
       <w:proofErr w:type="spellEnd"/>
       <w:r>
@@ -2802,23 +2217,31 @@
           <w:sz w:val="24"/>
           <w:szCs w:val="24"/>
         </w:rPr>
-        <w:t>}}</w:t>
-      </w:r>
-      <w:r>
-        <w:rPr>
-          <w:b/>
-          <w:sz w:val="24"/>
-          <w:szCs w:val="24"/>
-        </w:rPr>
-        <w:t xml:space="preserve"> (</w:t>
-      </w:r>
-      <w:r>
-        <w:rPr>
-          <w:b/>
-          <w:sz w:val="24"/>
-          <w:szCs w:val="24"/>
-        </w:rPr>
-        <w:t>{{</w:t>
+        <w:t xml:space="preserve"> Hak Milik</w:t>
+      </w:r>
+      <w:r>
+        <w:rPr>
+          <w:b/>
+          <w:sz w:val="24"/>
+          <w:szCs w:val="24"/>
+        </w:rPr>
+        <w:t>(</w:t>
+      </w:r>
+      <w:r>
+        <w:rPr>
+          <w:b/>
+          <w:sz w:val="24"/>
+          <w:szCs w:val="24"/>
+        </w:rPr>
+        <w:t>SHM</w:t>
+      </w:r>
+      <w:r>
+        <w:rPr>
+          <w:b/>
+          <w:sz w:val="24"/>
+          <w:szCs w:val="24"/>
+        </w:rPr>
+        <w:t xml:space="preserve">) NIB </w:t>
       </w:r>
       <w:proofErr w:type="spellStart"/>
       <w:r>
@@ -2827,7 +2250,7 @@
           <w:sz w:val="24"/>
           <w:szCs w:val="24"/>
         </w:rPr>
-        <w:t>singkatan_sertifikat</w:t>
+        <w:t>Nomor</w:t>
       </w:r>
       <w:proofErr w:type="spellEnd"/>
       <w:r>
@@ -2836,32 +2259,6 @@
           <w:sz w:val="24"/>
           <w:szCs w:val="24"/>
         </w:rPr>
-        <w:t>}}</w:t>
-      </w:r>
-      <w:r>
-        <w:rPr>
-          <w:b/>
-          <w:sz w:val="24"/>
-          <w:szCs w:val="24"/>
-        </w:rPr>
-        <w:t xml:space="preserve">) NIB </w:t>
-      </w:r>
-      <w:proofErr w:type="spellStart"/>
-      <w:r>
-        <w:rPr>
-          <w:b/>
-          <w:sz w:val="24"/>
-          <w:szCs w:val="24"/>
-        </w:rPr>
-        <w:t>Nomor</w:t>
-      </w:r>
-      <w:proofErr w:type="spellEnd"/>
-      <w:r>
-        <w:rPr>
-          <w:b/>
-          <w:sz w:val="24"/>
-          <w:szCs w:val="24"/>
-        </w:rPr>
         <w:t xml:space="preserve"> : </w:t>
       </w:r>
       <w:r>
@@ -2870,7 +2267,7 @@
           <w:sz w:val="24"/>
           <w:szCs w:val="24"/>
         </w:rPr>
-        <w:t>{{nomor_nib}}</w:t>
+        <w:t>12.30.000117723.0</w:t>
       </w:r>
       <w:r>
         <w:rPr>
@@ -3182,14 +2579,7 @@
         <w:rPr>
           <w:sz w:val="24"/>
         </w:rPr>
-        <w:t xml:space="preserve">tanah </w:t>
-      </w:r>
-      <w:r>
-        <w:rPr>
-          <w:sz w:val="24"/>
-        </w:rPr>
-        <w:lastRenderedPageBreak/>
-        <w:t xml:space="preserve">dan bangunan </w:t>
+        <w:t xml:space="preserve">tanah dan bangunan </w:t>
       </w:r>
       <w:r>
         <w:rPr>
@@ -3279,13 +2669,15 @@
         </w:rPr>
         <w:t xml:space="preserve">Pengadilan Negeri </w:t>
       </w:r>
-      <w:r>
-        <w:rPr>
-          <w:b/>
-          <w:sz w:val="24"/>
-        </w:rPr>
-        <w:t>{{kota}}</w:t>
-      </w:r>
+      <w:proofErr w:type="spellStart"/>
+      <w:r>
+        <w:rPr>
+          <w:b/>
+          <w:sz w:val="24"/>
+        </w:rPr>
+        <w:t>Kepanjen</w:t>
+      </w:r>
+      <w:proofErr w:type="spellEnd"/>
       <w:r>
         <w:rPr>
           <w:b/>
@@ -3420,25 +2812,7 @@
           <w:color w:val="000000" w:themeColor="text1"/>
           <w:sz w:val="24"/>
         </w:rPr>
-        <w:t>{{</w:t>
-      </w:r>
-      <w:proofErr w:type="spellStart"/>
-      <w:r>
-        <w:rPr>
-          <w:b/>
-          <w:color w:val="000000" w:themeColor="text1"/>
-          <w:sz w:val="24"/>
-        </w:rPr>
-        <w:t>nama_debitur</w:t>
-      </w:r>
-      <w:proofErr w:type="spellEnd"/>
-      <w:r>
-        <w:rPr>
-          <w:b/>
-          <w:color w:val="000000" w:themeColor="text1"/>
-          <w:sz w:val="24"/>
-        </w:rPr>
-        <w:t>}}</w:t>
+        <w:t>MOHAMAD MUJIB</w:t>
       </w:r>
       <w:r>
         <w:rPr>
@@ -3470,22 +2844,37 @@
           <w:color w:val="000000" w:themeColor="text1"/>
           <w:sz w:val="24"/>
         </w:rPr>
-        <w:t xml:space="preserve">berupa pengosongan tanah dan bangunan dengan luas total </w:t>
-      </w:r>
-      <w:r>
-        <w:rPr>
-          <w:b/>
+        <w:t xml:space="preserve">berupa </w:t>
+      </w:r>
+      <w:r>
+        <w:rPr>
           <w:color w:val="000000" w:themeColor="text1"/>
           <w:sz w:val="24"/>
         </w:rPr>
-        <w:t>{{LT}}</w:t>
-      </w:r>
-      <w:r>
-        <w:rPr>
-          <w:b/>
+        <w:br/>
+      </w:r>
+      <w:r>
+        <w:rPr>
           <w:color w:val="000000" w:themeColor="text1"/>
           <w:sz w:val="24"/>
         </w:rPr>
+        <w:lastRenderedPageBreak/>
+        <w:t xml:space="preserve">pengosongan tanah dan bangunan dengan luas total </w:t>
+      </w:r>
+      <w:r>
+        <w:rPr>
+          <w:b/>
+          <w:color w:val="000000" w:themeColor="text1"/>
+          <w:sz w:val="24"/>
+        </w:rPr>
+        <w:t>149</w:t>
+      </w:r>
+      <w:r>
+        <w:rPr>
+          <w:b/>
+          <w:color w:val="000000" w:themeColor="text1"/>
+          <w:sz w:val="24"/>
+        </w:rPr>
         <w:t xml:space="preserve"> m² </w:t>
       </w:r>
       <w:r>
@@ -3511,6 +2900,7 @@
         </w:rPr>
         <w:t xml:space="preserve"> </w:t>
       </w:r>
+      <w:proofErr w:type="spellStart"/>
       <w:r>
         <w:rPr>
           <w:b/>
@@ -3518,245 +2908,155 @@
           <w:sz w:val="24"/>
           <w:szCs w:val="24"/>
         </w:rPr>
-        <w:t>{{</w:t>
+        <w:t>Sumberpasir</w:t>
+      </w:r>
+      <w:proofErr w:type="spellEnd"/>
+      <w:r>
+        <w:rPr>
+          <w:b/>
+          <w:spacing w:val="-4"/>
+          <w:sz w:val="24"/>
+          <w:szCs w:val="24"/>
+        </w:rPr>
+        <w:t xml:space="preserve">, </w:t>
+      </w:r>
+      <w:r>
+        <w:rPr>
+          <w:spacing w:val="-4"/>
+          <w:sz w:val="24"/>
+          <w:szCs w:val="24"/>
+        </w:rPr>
+        <w:t>Kecamatan</w:t>
+      </w:r>
+      <w:r>
+        <w:rPr>
+          <w:b/>
+          <w:spacing w:val="-4"/>
+          <w:sz w:val="24"/>
+          <w:szCs w:val="24"/>
+        </w:rPr>
+        <w:t xml:space="preserve"> </w:t>
+      </w:r>
+      <w:r>
+        <w:rPr>
+          <w:b/>
+          <w:spacing w:val="-4"/>
+          <w:sz w:val="24"/>
+          <w:szCs w:val="24"/>
+        </w:rPr>
+        <w:t>Pakis</w:t>
+      </w:r>
+      <w:r>
+        <w:rPr>
+          <w:b/>
+          <w:sz w:val="24"/>
+          <w:szCs w:val="24"/>
+        </w:rPr>
+        <w:t>,</w:t>
+      </w:r>
+      <w:r>
+        <w:rPr>
+          <w:b/>
+          <w:sz w:val="24"/>
+          <w:szCs w:val="24"/>
+        </w:rPr>
+        <w:t xml:space="preserve"> </w:t>
       </w:r>
       <w:proofErr w:type="spellStart"/>
       <w:r>
         <w:rPr>
+          <w:sz w:val="24"/>
+          <w:szCs w:val="24"/>
+        </w:rPr>
+        <w:t>Kab</w:t>
+      </w:r>
+      <w:proofErr w:type="spellEnd"/>
+      <w:r>
+        <w:rPr>
+          <w:sz w:val="24"/>
+          <w:szCs w:val="24"/>
+        </w:rPr>
+        <w:t>. Malang</w:t>
+      </w:r>
+      <w:r>
+        <w:rPr>
+          <w:b/>
+          <w:sz w:val="24"/>
+          <w:szCs w:val="24"/>
+        </w:rPr>
+        <w:t xml:space="preserve"> </w:t>
+      </w:r>
+      <w:r>
+        <w:rPr>
+          <w:sz w:val="24"/>
+          <w:szCs w:val="24"/>
+        </w:rPr>
+        <w:t>sebagaimana yang terdapat dalam</w:t>
+      </w:r>
+      <w:r>
+        <w:rPr>
           <w:b/>
           <w:spacing w:val="-4"/>
           <w:sz w:val="24"/>
           <w:szCs w:val="24"/>
         </w:rPr>
-        <w:t>kelurahan_asset</w:t>
+        <w:t xml:space="preserve"> </w:t>
+      </w:r>
+      <w:proofErr w:type="spellStart"/>
+      <w:r>
+        <w:rPr>
+          <w:b/>
+          <w:sz w:val="24"/>
+          <w:szCs w:val="24"/>
+        </w:rPr>
+        <w:t>Sertifikat</w:t>
       </w:r>
       <w:proofErr w:type="spellEnd"/>
       <w:r>
         <w:rPr>
           <w:b/>
-          <w:spacing w:val="-4"/>
-          <w:sz w:val="24"/>
-          <w:szCs w:val="24"/>
-        </w:rPr>
-        <w:t>}}</w:t>
-      </w:r>
-      <w:r>
-        <w:rPr>
-          <w:b/>
-          <w:spacing w:val="-4"/>
-          <w:sz w:val="24"/>
-          <w:szCs w:val="24"/>
-        </w:rPr>
-        <w:t xml:space="preserve">, </w:t>
-      </w:r>
-      <w:r>
-        <w:rPr>
-          <w:spacing w:val="-4"/>
-          <w:sz w:val="24"/>
-          <w:szCs w:val="24"/>
-        </w:rPr>
-        <w:t>Kecamatan</w:t>
-      </w:r>
-      <w:r>
-        <w:rPr>
-          <w:b/>
-          <w:spacing w:val="-4"/>
-          <w:sz w:val="24"/>
-          <w:szCs w:val="24"/>
-        </w:rPr>
-        <w:t xml:space="preserve"> </w:t>
-      </w:r>
-      <w:r>
-        <w:rPr>
-          <w:b/>
-          <w:spacing w:val="-4"/>
-          <w:sz w:val="24"/>
-          <w:szCs w:val="24"/>
-        </w:rPr>
-        <w:t>{{</w:t>
+          <w:sz w:val="24"/>
+          <w:szCs w:val="24"/>
+        </w:rPr>
+        <w:t xml:space="preserve"> Hak Milik</w:t>
+      </w:r>
+      <w:r>
+        <w:rPr>
+          <w:b/>
+          <w:sz w:val="24"/>
+          <w:szCs w:val="24"/>
+        </w:rPr>
+        <w:t>(</w:t>
+      </w:r>
+      <w:r>
+        <w:rPr>
+          <w:b/>
+          <w:sz w:val="24"/>
+          <w:szCs w:val="24"/>
+        </w:rPr>
+        <w:t>SHM</w:t>
+      </w:r>
+      <w:r>
+        <w:rPr>
+          <w:b/>
+          <w:sz w:val="24"/>
+          <w:szCs w:val="24"/>
+        </w:rPr>
+        <w:t xml:space="preserve">) NIB </w:t>
       </w:r>
       <w:proofErr w:type="spellStart"/>
       <w:r>
         <w:rPr>
           <w:b/>
-          <w:spacing w:val="-4"/>
-          <w:sz w:val="24"/>
-          <w:szCs w:val="24"/>
-        </w:rPr>
-        <w:t>kecamatan_asset</w:t>
+          <w:sz w:val="24"/>
+          <w:szCs w:val="24"/>
+        </w:rPr>
+        <w:t>Nomor</w:t>
       </w:r>
       <w:proofErr w:type="spellEnd"/>
       <w:r>
         <w:rPr>
           <w:b/>
-          <w:spacing w:val="-4"/>
-          <w:sz w:val="24"/>
-          <w:szCs w:val="24"/>
-        </w:rPr>
-        <w:t>}}</w:t>
-      </w:r>
-      <w:r>
-        <w:rPr>
-          <w:b/>
-          <w:sz w:val="24"/>
-          <w:szCs w:val="24"/>
-        </w:rPr>
-        <w:t>,</w:t>
-      </w:r>
-      <w:r>
-        <w:rPr>
-          <w:b/>
-          <w:sz w:val="24"/>
-          <w:szCs w:val="24"/>
-        </w:rPr>
-        <w:t xml:space="preserve"> </w:t>
-      </w:r>
-      <w:r>
-        <w:rPr>
-          <w:sz w:val="24"/>
-          <w:szCs w:val="24"/>
-        </w:rPr>
-        <w:t>Kota</w:t>
-      </w:r>
-      <w:r>
-        <w:rPr>
-          <w:b/>
-          <w:sz w:val="24"/>
-          <w:szCs w:val="24"/>
-        </w:rPr>
-        <w:t> </w:t>
-      </w:r>
-      <w:r>
-        <w:rPr>
-          <w:b/>
-          <w:sz w:val="24"/>
-          <w:szCs w:val="24"/>
-        </w:rPr>
-        <w:t>{{</w:t>
-      </w:r>
-      <w:proofErr w:type="spellStart"/>
-      <w:r>
-        <w:rPr>
-          <w:b/>
-          <w:sz w:val="24"/>
-          <w:szCs w:val="24"/>
-        </w:rPr>
-        <w:t>kota_asset</w:t>
-      </w:r>
-      <w:proofErr w:type="spellEnd"/>
-      <w:r>
-        <w:rPr>
-          <w:b/>
-          <w:sz w:val="24"/>
-          <w:szCs w:val="24"/>
-        </w:rPr>
-        <w:t>}}</w:t>
-      </w:r>
-      <w:r>
-        <w:rPr>
-          <w:b/>
-          <w:sz w:val="24"/>
-          <w:szCs w:val="24"/>
-        </w:rPr>
-        <w:t xml:space="preserve"> </w:t>
-      </w:r>
-      <w:r>
-        <w:rPr>
-          <w:sz w:val="24"/>
-          <w:szCs w:val="24"/>
-        </w:rPr>
-        <w:t>sebagaimana yang terdapat dalam</w:t>
-      </w:r>
-      <w:r>
-        <w:rPr>
-          <w:b/>
-          <w:spacing w:val="-4"/>
-          <w:sz w:val="24"/>
-          <w:szCs w:val="24"/>
-        </w:rPr>
-        <w:t xml:space="preserve"> </w:t>
-      </w:r>
-      <w:r>
-        <w:rPr>
-          <w:b/>
-          <w:sz w:val="24"/>
-          <w:szCs w:val="24"/>
-        </w:rPr>
-        <w:t>{{</w:t>
-      </w:r>
-      <w:proofErr w:type="spellStart"/>
-      <w:r>
-        <w:rPr>
-          <w:b/>
-          <w:sz w:val="24"/>
-          <w:szCs w:val="24"/>
-        </w:rPr>
-        <w:t>jenis_sertifikat</w:t>
-      </w:r>
-      <w:proofErr w:type="spellEnd"/>
-      <w:r>
-        <w:rPr>
-          <w:b/>
-          <w:sz w:val="24"/>
-          <w:szCs w:val="24"/>
-        </w:rPr>
-        <w:t>}}</w:t>
-      </w:r>
-      <w:r>
-        <w:rPr>
-          <w:b/>
-          <w:sz w:val="24"/>
-          <w:szCs w:val="24"/>
-        </w:rPr>
-        <w:t xml:space="preserve"> (</w:t>
-      </w:r>
-      <w:r>
-        <w:rPr>
-          <w:b/>
-          <w:sz w:val="24"/>
-          <w:szCs w:val="24"/>
-        </w:rPr>
-        <w:t>{{</w:t>
-      </w:r>
-      <w:proofErr w:type="spellStart"/>
-      <w:r>
-        <w:rPr>
-          <w:b/>
-          <w:sz w:val="24"/>
-          <w:szCs w:val="24"/>
-        </w:rPr>
-        <w:t>singkatan_sertifikat</w:t>
-      </w:r>
-      <w:proofErr w:type="spellEnd"/>
-      <w:r>
-        <w:rPr>
-          <w:b/>
-          <w:sz w:val="24"/>
-          <w:szCs w:val="24"/>
-        </w:rPr>
-        <w:t>}}</w:t>
-      </w:r>
-      <w:r>
-        <w:rPr>
-          <w:b/>
-          <w:sz w:val="24"/>
-          <w:szCs w:val="24"/>
-        </w:rPr>
-        <w:t xml:space="preserve">) NIB </w:t>
-      </w:r>
-      <w:proofErr w:type="spellStart"/>
-      <w:r>
-        <w:rPr>
-          <w:b/>
-          <w:sz w:val="24"/>
-          <w:szCs w:val="24"/>
-        </w:rPr>
-        <w:t>Nomor</w:t>
-      </w:r>
-      <w:proofErr w:type="spellEnd"/>
-      <w:r>
-        <w:rPr>
-          <w:b/>
           <w:sz w:val="24"/>
           <w:szCs w:val="24"/>
         </w:rPr>
@@ -3768,7 +3068,7 @@
           <w:sz w:val="24"/>
           <w:szCs w:val="24"/>
         </w:rPr>
-        <w:t>{{nomor_nib}}</w:t>
+        <w:t>12.30.000117723.0</w:t>
       </w:r>
       <w:r>
         <w:rPr>
@@ -3926,7 +3226,7 @@
           <w:b/>
           <w:sz w:val="24"/>
         </w:rPr>
-        <w:t>{{LT}}</w:t>
+        <w:t>149</w:t>
       </w:r>
       <w:r>
         <w:rPr>
@@ -3948,6 +3248,7 @@
         </w:rPr>
         <w:t xml:space="preserve"> </w:t>
       </w:r>
+      <w:proofErr w:type="spellStart"/>
       <w:r>
         <w:rPr>
           <w:b/>
@@ -3955,121 +3256,133 @@
           <w:sz w:val="24"/>
           <w:szCs w:val="24"/>
         </w:rPr>
-        <w:t>{{</w:t>
+        <w:t>Sumberpasir</w:t>
+      </w:r>
+      <w:proofErr w:type="spellEnd"/>
+      <w:r>
+        <w:rPr>
+          <w:b/>
+          <w:spacing w:val="-4"/>
+          <w:sz w:val="24"/>
+          <w:szCs w:val="24"/>
+        </w:rPr>
+        <w:t>,</w:t>
+      </w:r>
+      <w:r>
+        <w:rPr>
+          <w:b/>
+          <w:spacing w:val="-4"/>
+          <w:sz w:val="24"/>
+          <w:szCs w:val="24"/>
+        </w:rPr>
+        <w:t xml:space="preserve"> </w:t>
+      </w:r>
+      <w:r>
+        <w:rPr>
+          <w:spacing w:val="-4"/>
+          <w:sz w:val="24"/>
+          <w:szCs w:val="24"/>
+        </w:rPr>
+        <w:t>Kecamatan</w:t>
+      </w:r>
+      <w:r>
+        <w:rPr>
+          <w:b/>
+          <w:spacing w:val="-4"/>
+          <w:sz w:val="24"/>
+          <w:szCs w:val="24"/>
+        </w:rPr>
+        <w:t xml:space="preserve"> </w:t>
+      </w:r>
+      <w:r>
+        <w:rPr>
+          <w:b/>
+          <w:spacing w:val="-4"/>
+          <w:sz w:val="24"/>
+          <w:szCs w:val="24"/>
+        </w:rPr>
+        <w:t>Pakis</w:t>
+      </w:r>
+      <w:r>
+        <w:rPr>
+          <w:b/>
+          <w:sz w:val="24"/>
+          <w:szCs w:val="24"/>
+        </w:rPr>
+        <w:t>,</w:t>
+      </w:r>
+      <w:r>
+        <w:rPr>
+          <w:b/>
+          <w:sz w:val="24"/>
+          <w:szCs w:val="24"/>
+        </w:rPr>
+        <w:t xml:space="preserve"> </w:t>
       </w:r>
       <w:proofErr w:type="spellStart"/>
       <w:r>
         <w:rPr>
-          <w:b/>
-          <w:spacing w:val="-4"/>
-          <w:sz w:val="24"/>
-          <w:szCs w:val="24"/>
-        </w:rPr>
-        <w:t>kelurahan_asset</w:t>
+          <w:sz w:val="24"/>
+          <w:szCs w:val="24"/>
+        </w:rPr>
+        <w:t>Kab</w:t>
       </w:r>
       <w:proofErr w:type="spellEnd"/>
       <w:r>
         <w:rPr>
-          <w:b/>
-          <w:spacing w:val="-4"/>
-          <w:sz w:val="24"/>
-          <w:szCs w:val="24"/>
-        </w:rPr>
-        <w:t>}}</w:t>
-      </w:r>
-      <w:r>
-        <w:rPr>
-          <w:b/>
-          <w:spacing w:val="-4"/>
-          <w:sz w:val="24"/>
-          <w:szCs w:val="24"/>
-        </w:rPr>
-        <w:t>,</w:t>
-      </w:r>
-      <w:r>
-        <w:rPr>
-          <w:b/>
-          <w:spacing w:val="-4"/>
-          <w:sz w:val="24"/>
-          <w:szCs w:val="24"/>
-        </w:rPr>
-        <w:t xml:space="preserve"> </w:t>
-      </w:r>
-      <w:r>
-        <w:rPr>
-          <w:spacing w:val="-4"/>
-          <w:sz w:val="24"/>
-          <w:szCs w:val="24"/>
-        </w:rPr>
-        <w:t>Kecamatan</w:t>
-      </w:r>
-      <w:r>
-        <w:rPr>
-          <w:b/>
-          <w:spacing w:val="-4"/>
-          <w:sz w:val="24"/>
-          <w:szCs w:val="24"/>
-        </w:rPr>
-        <w:t xml:space="preserve"> {{</w:t>
+          <w:sz w:val="24"/>
+          <w:szCs w:val="24"/>
+        </w:rPr>
+        <w:t>. Malang</w:t>
+      </w:r>
+      <w:r>
+        <w:rPr>
+          <w:spacing w:val="-7"/>
+          <w:sz w:val="24"/>
+        </w:rPr>
+        <w:t xml:space="preserve"> </w:t>
       </w:r>
       <w:proofErr w:type="spellStart"/>
       <w:r>
         <w:rPr>
           <w:b/>
-          <w:spacing w:val="-4"/>
-          <w:sz w:val="24"/>
-          <w:szCs w:val="24"/>
-        </w:rPr>
-        <w:t>kecamatan_asset</w:t>
+          <w:sz w:val="24"/>
+          <w:szCs w:val="24"/>
+        </w:rPr>
+        <w:t>Sertifikat</w:t>
       </w:r>
       <w:proofErr w:type="spellEnd"/>
       <w:r>
         <w:rPr>
           <w:b/>
-          <w:spacing w:val="-4"/>
-          <w:sz w:val="24"/>
-          <w:szCs w:val="24"/>
-        </w:rPr>
-        <w:t>}}</w:t>
-      </w:r>
-      <w:r>
-        <w:rPr>
-          <w:b/>
-          <w:sz w:val="24"/>
-          <w:szCs w:val="24"/>
-        </w:rPr>
-        <w:t>,</w:t>
-      </w:r>
-      <w:r>
-        <w:rPr>
-          <w:b/>
-          <w:sz w:val="24"/>
-          <w:szCs w:val="24"/>
-        </w:rPr>
-        <w:t xml:space="preserve"> </w:t>
-      </w:r>
-      <w:r>
-        <w:rPr>
-          <w:sz w:val="24"/>
-          <w:szCs w:val="24"/>
-        </w:rPr>
-        <w:t>Kota</w:t>
-      </w:r>
-      <w:r>
-        <w:rPr>
-          <w:b/>
-          <w:sz w:val="24"/>
-          <w:szCs w:val="24"/>
-        </w:rPr>
-        <w:t> </w:t>
-      </w:r>
-      <w:r>
-        <w:rPr>
-          <w:b/>
-          <w:sz w:val="24"/>
-          <w:szCs w:val="24"/>
-        </w:rPr>
-        <w:t>{{</w:t>
+          <w:sz w:val="24"/>
+          <w:szCs w:val="24"/>
+        </w:rPr>
+        <w:t xml:space="preserve"> Hak Milik</w:t>
+      </w:r>
+      <w:r>
+        <w:rPr>
+          <w:b/>
+          <w:sz w:val="24"/>
+          <w:szCs w:val="24"/>
+        </w:rPr>
+        <w:t>(</w:t>
+      </w:r>
+      <w:r>
+        <w:rPr>
+          <w:b/>
+          <w:sz w:val="24"/>
+          <w:szCs w:val="24"/>
+        </w:rPr>
+        <w:t>SHM</w:t>
+      </w:r>
+      <w:r>
+        <w:rPr>
+          <w:b/>
+          <w:sz w:val="24"/>
+          <w:szCs w:val="24"/>
+        </w:rPr>
+        <w:t xml:space="preserve">) NIB </w:t>
       </w:r>
       <w:proofErr w:type="spellStart"/>
       <w:r>
@@ -4078,7 +3391,7 @@
           <w:sz w:val="24"/>
           <w:szCs w:val="24"/>
         </w:rPr>
-        <w:t>kota_asset</w:t>
+        <w:t>Nomor</w:t>
       </w:r>
       <w:proofErr w:type="spellEnd"/>
       <w:r>
@@ -4087,99 +3400,6 @@
           <w:sz w:val="24"/>
           <w:szCs w:val="24"/>
         </w:rPr>
-        <w:t>}}</w:t>
-      </w:r>
-      <w:r>
-        <w:rPr>
-          <w:spacing w:val="-7"/>
-          <w:sz w:val="24"/>
-        </w:rPr>
-        <w:t xml:space="preserve"> </w:t>
-      </w:r>
-      <w:r>
-        <w:rPr>
-          <w:b/>
-          <w:sz w:val="24"/>
-          <w:szCs w:val="24"/>
-        </w:rPr>
-        <w:t>{{</w:t>
-      </w:r>
-      <w:proofErr w:type="spellStart"/>
-      <w:r>
-        <w:rPr>
-          <w:b/>
-          <w:sz w:val="24"/>
-          <w:szCs w:val="24"/>
-        </w:rPr>
-        <w:t>jenis_sertifikat</w:t>
-      </w:r>
-      <w:proofErr w:type="spellEnd"/>
-      <w:r>
-        <w:rPr>
-          <w:b/>
-          <w:sz w:val="24"/>
-          <w:szCs w:val="24"/>
-        </w:rPr>
-        <w:t>}}</w:t>
-      </w:r>
-      <w:r>
-        <w:rPr>
-          <w:b/>
-          <w:sz w:val="24"/>
-          <w:szCs w:val="24"/>
-        </w:rPr>
-        <w:t xml:space="preserve"> (</w:t>
-      </w:r>
-      <w:r>
-        <w:rPr>
-          <w:b/>
-          <w:sz w:val="24"/>
-          <w:szCs w:val="24"/>
-        </w:rPr>
-        <w:t>{{</w:t>
-      </w:r>
-      <w:proofErr w:type="spellStart"/>
-      <w:r>
-        <w:rPr>
-          <w:b/>
-          <w:sz w:val="24"/>
-          <w:szCs w:val="24"/>
-        </w:rPr>
-        <w:t>singkatan_sertifikat</w:t>
-      </w:r>
-      <w:proofErr w:type="spellEnd"/>
-      <w:r>
-        <w:rPr>
-          <w:b/>
-          <w:sz w:val="24"/>
-          <w:szCs w:val="24"/>
-        </w:rPr>
-        <w:t>}}</w:t>
-      </w:r>
-      <w:r>
-        <w:rPr>
-          <w:b/>
-          <w:sz w:val="24"/>
-          <w:szCs w:val="24"/>
-        </w:rPr>
-        <w:t xml:space="preserve">) NIB </w:t>
-      </w:r>
-      <w:proofErr w:type="spellStart"/>
-      <w:r>
-        <w:rPr>
-          <w:b/>
-          <w:sz w:val="24"/>
-          <w:szCs w:val="24"/>
-        </w:rPr>
-        <w:t>Nomor</w:t>
-      </w:r>
-      <w:proofErr w:type="spellEnd"/>
-      <w:r>
-        <w:rPr>
-          <w:b/>
-          <w:sz w:val="24"/>
-          <w:szCs w:val="24"/>
-        </w:rPr>
         <w:t xml:space="preserve"> : </w:t>
       </w:r>
       <w:r>
@@ -4188,7 +3408,7 @@
           <w:sz w:val="24"/>
           <w:szCs w:val="24"/>
         </w:rPr>
-        <w:t>{{nomor_nib}}</w:t>
+        <w:t>12.30.000117723.0</w:t>
       </w:r>
       <w:r>
         <w:rPr>
@@ -4412,18 +3632,13 @@
       <w:pPr>
         <w:pStyle w:val="Heading3"/>
         <w:spacing w:before="172"/>
-        <w:ind w:left="2835" w:right="3122" w:firstLine="851"/>
-      </w:pPr>
-      <w:r>
-        <w:t xml:space="preserve">  {{</w:t>
-      </w:r>
-      <w:proofErr w:type="spellStart"/>
-      <w:r>
-        <w:t>nama_kuasa</w:t>
-      </w:r>
-      <w:proofErr w:type="spellEnd"/>
-      <w:r>
-        <w:t>}}</w:t>
+        <w:ind w:left="2127" w:right="2839" w:firstLine="851"/>
+      </w:pPr>
+      <w:r>
+        <w:t xml:space="preserve">  </w:t>
+      </w:r>
+      <w:r>
+        <w:t>JASON CHRISTOPHER LIENDO</w:t>
       </w:r>
     </w:p>
     <w:p>
@@ -4493,132 +3708,73 @@
           <w:b/>
           <w:sz w:val="24"/>
         </w:rPr>
-        <w:t>Ketua</w:t>
-      </w:r>
+        <w:t xml:space="preserve">Ketua Pengadilan Negeri </w:t>
+      </w:r>
+      <w:proofErr w:type="spellStart"/>
       <w:r>
         <w:rPr>
           <w:rFonts w:ascii="Times New Roman"/>
           <w:b/>
-          <w:spacing w:val="-15"/>
-          <w:sz w:val="24"/>
-        </w:rPr>
-        <w:t xml:space="preserve"> </w:t>
-      </w:r>
+          <w:sz w:val="24"/>
+        </w:rPr>
+        <w:t>Kepanjen</w:t>
+      </w:r>
+      <w:proofErr w:type="spellEnd"/>
       <w:r>
         <w:rPr>
           <w:rFonts w:ascii="Times New Roman"/>
           <w:b/>
           <w:sz w:val="24"/>
         </w:rPr>
-        <w:t>Pengadilan</w:t>
-      </w:r>
+        <w:br/>
+      </w:r>
+      <w:proofErr w:type="spellStart"/>
       <w:r>
         <w:rPr>
           <w:rFonts w:ascii="Times New Roman"/>
-          <w:b/>
-          <w:spacing w:val="-15"/>
-          <w:sz w:val="24"/>
-        </w:rPr>
-        <w:t xml:space="preserve"> </w:t>
-      </w:r>
+          <w:sz w:val="24"/>
+        </w:rPr>
+        <w:t>Jl</w:t>
+      </w:r>
+      <w:proofErr w:type="spellEnd"/>
       <w:r>
         <w:rPr>
           <w:rFonts w:ascii="Times New Roman"/>
-          <w:b/>
-          <w:sz w:val="24"/>
-        </w:rPr>
-        <w:t>Negeri</w:t>
-      </w:r>
+          <w:sz w:val="24"/>
+        </w:rPr>
+        <w:t xml:space="preserve">. Raya Panji No. 205 </w:t>
+      </w:r>
+      <w:proofErr w:type="spellStart"/>
       <w:r>
         <w:rPr>
           <w:rFonts w:ascii="Times New Roman"/>
-          <w:b/>
-          <w:spacing w:val="-15"/>
-          <w:sz w:val="24"/>
-        </w:rPr>
-        <w:t xml:space="preserve"> </w:t>
+          <w:sz w:val="24"/>
+        </w:rPr>
+        <w:t>Kepanjen</w:t>
+      </w:r>
+      <w:proofErr w:type="spellEnd"/>
+      <w:r>
+        <w:rPr>
+          <w:rFonts w:ascii="Times New Roman"/>
+          <w:sz w:val="24"/>
+        </w:rPr>
+        <w:t xml:space="preserve">, </w:t>
       </w:r>
       <w:proofErr w:type="spellStart"/>
       <w:r>
         <w:rPr>
           <w:rFonts w:ascii="Times New Roman"/>
-          <w:b/>
-          <w:sz w:val="24"/>
-        </w:rPr>
-        <w:t>Surabaya</w:t>
+          <w:sz w:val="24"/>
+        </w:rPr>
+        <w:t>Kabupaten</w:t>
       </w:r>
       <w:proofErr w:type="spellEnd"/>
       <w:r>
         <w:rPr>
           <w:rFonts w:ascii="Times New Roman"/>
-          <w:b/>
-          <w:sz w:val="24"/>
-        </w:rPr>
-        <w:br/>
-      </w:r>
-      <w:proofErr w:type="spellStart"/>
-      <w:r>
-        <w:rPr>
-          <w:rFonts w:ascii="Times New Roman"/>
-          <w:sz w:val="24"/>
-        </w:rPr>
-        <w:t>Jl</w:t>
-      </w:r>
-      <w:proofErr w:type="spellEnd"/>
-      <w:r>
-        <w:rPr>
-          <w:rFonts w:ascii="Times New Roman"/>
-          <w:sz w:val="24"/>
-        </w:rPr>
-        <w:t xml:space="preserve">. Raya </w:t>
-      </w:r>
-      <w:proofErr w:type="spellStart"/>
-      <w:r>
-        <w:rPr>
-          <w:rFonts w:ascii="Times New Roman"/>
-          <w:sz w:val="24"/>
-        </w:rPr>
-        <w:t>Arjuno</w:t>
-      </w:r>
-      <w:proofErr w:type="spellEnd"/>
-      <w:r>
-        <w:rPr>
-          <w:rFonts w:ascii="Times New Roman"/>
-          <w:sz w:val="24"/>
-        </w:rPr>
-        <w:t xml:space="preserve"> No. 16-18, </w:t>
-      </w:r>
-      <w:proofErr w:type="spellStart"/>
-      <w:r>
-        <w:rPr>
-          <w:rFonts w:ascii="Times New Roman"/>
-          <w:sz w:val="24"/>
-        </w:rPr>
-        <w:t>Sawahan</w:t>
-      </w:r>
-      <w:proofErr w:type="spellEnd"/>
-      <w:r>
-        <w:rPr>
-          <w:rFonts w:ascii="Times New Roman"/>
-          <w:sz w:val="24"/>
-        </w:rPr>
-        <w:t xml:space="preserve"> Kota </w:t>
-      </w:r>
-      <w:proofErr w:type="spellStart"/>
-      <w:r>
-        <w:rPr>
-          <w:rFonts w:ascii="Times New Roman"/>
-          <w:sz w:val="24"/>
-        </w:rPr>
-        <w:t>Surabaya</w:t>
-      </w:r>
-      <w:proofErr w:type="spellEnd"/>
-      <w:r>
-        <w:rPr>
-          <w:rFonts w:ascii="Times New Roman"/>
-          <w:sz w:val="24"/>
-        </w:rPr>
-        <w:t>, Jawa Timur 60251</w:t>
+          <w:sz w:val="24"/>
+        </w:rPr>
+        <w:t xml:space="preserve"> Malang - Jawa Timur.</w:t>
       </w:r>
     </w:p>
     <w:p>
@@ -4879,6 +4035,7 @@
                 <w:b/>
               </w:rPr>
             </w:pPr>
+            <w:proofErr w:type="spellStart"/>
             <w:r>
               <w:rPr>
                 <w:b/>
@@ -4886,6 +4043,7 @@
               </w:rPr>
               <w:t>Nomor</w:t>
             </w:r>
+            <w:proofErr w:type="spellEnd"/>
           </w:p>
           <w:p>
             <w:pPr>
@@ -5077,23 +4235,7 @@
                 <w:b/>
                 <w:spacing w:val="-2"/>
               </w:rPr>
-              <w:t>{{</w:t>
-            </w:r>
-            <w:proofErr w:type="spellStart"/>
-            <w:r>
-              <w:rPr>
-                <w:b/>
-                <w:spacing w:val="-2"/>
-              </w:rPr>
-              <w:t>nama_pemohon</w:t>
-            </w:r>
-            <w:proofErr w:type="spellEnd"/>
-            <w:r>
-              <w:rPr>
-                <w:b/>
-                <w:spacing w:val="-2"/>
-              </w:rPr>
-              <w:t>}}</w:t>
+              <w:t>JASON CHRISTOPHER LIENDO</w:t>
             </w:r>
           </w:p>
         </w:tc>
@@ -5256,21 +4398,7 @@
               <w:rPr>
                 <w:b/>
               </w:rPr>
-              <w:t>{{</w:t>
-            </w:r>
-            <w:proofErr w:type="spellStart"/>
-            <w:r>
-              <w:rPr>
-                <w:b/>
-              </w:rPr>
-              <w:t>nomor_nib</w:t>
-            </w:r>
-            <w:proofErr w:type="spellEnd"/>
-            <w:r>
-              <w:rPr>
-                <w:b/>
-              </w:rPr>
-              <w:t>}}</w:t>
+              <w:t>12.30.000117723.0</w:t>
             </w:r>
           </w:p>
           <w:p>
@@ -5288,21 +4416,7 @@
               <w:rPr>
                 <w:b/>
               </w:rPr>
-              <w:t>{{</w:t>
-            </w:r>
-            <w:proofErr w:type="spellStart"/>
-            <w:r>
-              <w:rPr>
-                <w:b/>
-              </w:rPr>
-              <w:t>nama_pemohon</w:t>
-            </w:r>
-            <w:proofErr w:type="spellEnd"/>
-            <w:r>
-              <w:rPr>
-                <w:b/>
-              </w:rPr>
-              <w:t>}}</w:t>
+              <w:t>JASON CHRISTOPHER LIENDO</w:t>
             </w:r>
           </w:p>
         </w:tc>
@@ -5347,19 +4461,19 @@
             <w:r>
               <w:t xml:space="preserve">standing pemohon sebagai pemilik atas </w:t>
             </w:r>
-            <w:r>
-              <w:t>{{</w:t>
-            </w:r>
             <w:proofErr w:type="spellStart"/>
             <w:r>
-              <w:t>jenis_sertifikat</w:t>
+              <w:t>Sertifikat</w:t>
             </w:r>
             <w:proofErr w:type="spellEnd"/>
             <w:r>
-              <w:t>}}</w:t>
-            </w:r>
-            <w:r>
-              <w:t xml:space="preserve"> termasuk tanah</w:t>
+              <w:t xml:space="preserve"> Hak Milik</w:t>
+            </w:r>
+            <w:r>
+              <w:t xml:space="preserve"> </w:t>
+            </w:r>
+            <w:r>
+              <w:t>termasuk tanah</w:t>
             </w:r>
             <w:r>
               <w:rPr>
@@ -5545,53 +4659,37 @@
                 <w:b/>
                 <w:sz w:val="24"/>
               </w:rPr>
-              <w:t>{{</w:t>
-            </w:r>
-            <w:proofErr w:type="spellStart"/>
+              <w:t>376/10.03/2026-01</w:t>
+            </w:r>
             <w:r>
               <w:rPr>
                 <w:b/>
                 <w:sz w:val="24"/>
               </w:rPr>
-              <w:t>nomor_risalah</w:t>
-            </w:r>
-            <w:proofErr w:type="spellEnd"/>
+              <w:t xml:space="preserve"> tertanggal </w:t>
+            </w:r>
             <w:r>
               <w:rPr>
                 <w:b/>
                 <w:sz w:val="24"/>
               </w:rPr>
-              <w:t>}}</w:t>
-            </w:r>
+              <w:t xml:space="preserve">20 </w:t>
+            </w:r>
+            <w:proofErr w:type="spellStart"/>
             <w:r>
               <w:rPr>
                 <w:b/>
                 <w:sz w:val="24"/>
               </w:rPr>
-              <w:t xml:space="preserve"> tertanggal </w:t>
-            </w:r>
+              <w:t>Juli</w:t>
+            </w:r>
+            <w:proofErr w:type="spellEnd"/>
             <w:r>
               <w:rPr>
                 <w:b/>
                 <w:sz w:val="24"/>
               </w:rPr>
-              <w:t>{{</w:t>
-            </w:r>
-            <w:proofErr w:type="spellStart"/>
-            <w:r>
-              <w:rPr>
-                <w:b/>
-                <w:sz w:val="24"/>
-              </w:rPr>
-              <w:t>tanggal_risalah</w:t>
-            </w:r>
-            <w:proofErr w:type="spellEnd"/>
-            <w:r>
-              <w:rPr>
-                <w:b/>
-                <w:sz w:val="24"/>
-              </w:rPr>
-              <w:t>}}</w:t>
+              <w:t xml:space="preserve"> 2026</w:t>
             </w:r>
           </w:p>
         </w:tc>
@@ -5626,19 +4724,24 @@
             <w:r>
               <w:t xml:space="preserve"> </w:t>
             </w:r>
-            <w:r>
-              <w:t>{{</w:t>
-            </w:r>
             <w:proofErr w:type="spellStart"/>
             <w:r>
-              <w:t>jenis_sertifikat</w:t>
+              <w:t>Sertifikat</w:t>
             </w:r>
             <w:proofErr w:type="spellEnd"/>
             <w:r>
-              <w:t>}}</w:t>
-            </w:r>
-            <w:r>
-              <w:t xml:space="preserve"> telah Sah beralih kepada pemohon</w:t>
+              <w:t xml:space="preserve"> Hak </w:t>
+            </w:r>
+            <w:proofErr w:type="spellStart"/>
+            <w:r>
+              <w:t>Milik</w:t>
+            </w:r>
+            <w:r>
+              <w:t>telah</w:t>
+            </w:r>
+            <w:proofErr w:type="spellEnd"/>
+            <w:r>
+              <w:t xml:space="preserve"> Sah beralih kepada pemohon</w:t>
             </w:r>
             <w:r>
               <w:rPr>
@@ -5677,7 +4780,7 @@
               <w:rPr>
                 <w:spacing w:val="-2"/>
               </w:rPr>
-              <w:t>{{kota}}</w:t>
+              <w:t>Malang</w:t>
             </w:r>
             <w:r>
               <w:rPr>
@@ -5805,53 +4908,37 @@
                 <w:b/>
                 <w:sz w:val="24"/>
               </w:rPr>
-              <w:t>{{</w:t>
-            </w:r>
-            <w:proofErr w:type="spellStart"/>
+              <w:t>KU-509/RL.376/10.03/2026-01</w:t>
+            </w:r>
             <w:r>
               <w:rPr>
                 <w:b/>
                 <w:sz w:val="24"/>
               </w:rPr>
-              <w:t>nomor_kwitansi</w:t>
-            </w:r>
-            <w:proofErr w:type="spellEnd"/>
+              <w:t xml:space="preserve"> Tanggal </w:t>
+            </w:r>
             <w:r>
               <w:rPr>
                 <w:b/>
                 <w:sz w:val="24"/>
               </w:rPr>
-              <w:t>}}</w:t>
-            </w:r>
+              <w:t xml:space="preserve">20 </w:t>
+            </w:r>
+            <w:proofErr w:type="spellStart"/>
             <w:r>
               <w:rPr>
                 <w:b/>
                 <w:sz w:val="24"/>
               </w:rPr>
-              <w:t xml:space="preserve"> Tanggal </w:t>
-            </w:r>
+              <w:t>Juli</w:t>
+            </w:r>
+            <w:proofErr w:type="spellEnd"/>
             <w:r>
               <w:rPr>
                 <w:b/>
                 <w:sz w:val="24"/>
               </w:rPr>
-              <w:t>{{</w:t>
-            </w:r>
-            <w:proofErr w:type="spellStart"/>
-            <w:r>
-              <w:rPr>
-                <w:b/>
-                <w:sz w:val="24"/>
-              </w:rPr>
-              <w:t>tanggal_kwitansi</w:t>
-            </w:r>
-            <w:proofErr w:type="spellEnd"/>
-            <w:r>
-              <w:rPr>
-                <w:b/>
-                <w:sz w:val="24"/>
-              </w:rPr>
-              <w:t>}}</w:t>
+              <w:t xml:space="preserve"> 2026</w:t>
             </w:r>
             <w:r>
               <w:rPr>
@@ -5868,6 +4955,7 @@
             <w:vMerge/>
             <w:tcBorders>
               <w:top w:val="nil"/>
+              <w:bottom w:val="single" w:sz="4" w:space="0" w:color="auto"/>
             </w:tcBorders>
           </w:tcPr>
           <w:p>
@@ -5923,47 +5011,22 @@
           </w:p>
         </w:tc>
       </w:tr>
-    </w:tbl>
-    <w:p>
-      <w:pPr>
-        <w:pStyle w:val="TableParagraph"/>
-        <w:spacing w:line="360" w:lineRule="auto"/>
-        <w:ind w:left="0"/>
-      </w:pPr>
-    </w:p>
-    <w:p>
-      <w:pPr>
-        <w:pStyle w:val="TableParagraph"/>
-        <w:spacing w:line="360" w:lineRule="auto"/>
-        <w:ind w:left="0"/>
-      </w:pPr>
-    </w:p>
-    <w:tbl>
-      <w:tblPr>
-        <w:tblStyle w:val="TableGrid"/>
-        <w:tblW w:w="0" w:type="auto"/>
-        <w:tblInd w:w="288" w:type="dxa"/>
-        <w:tblLook w:val="04A0" w:firstRow="1" w:lastRow="0" w:firstColumn="1" w:lastColumn="0" w:noHBand="0" w:noVBand="1"/>
-      </w:tblPr>
-      <w:tblGrid>
-        <w:gridCol w:w="1125"/>
-        <w:gridCol w:w="3544"/>
-        <w:gridCol w:w="3118"/>
-        <w:gridCol w:w="2104"/>
-      </w:tblGrid>
       <w:tr>
         <w:trPr>
-          <w:trHeight w:val="2954"/>
+          <w:trHeight w:val="1137"/>
         </w:trPr>
         <w:tc>
           <w:tcPr>
-            <w:tcW w:w="1125" w:type="dxa"/>
+            <w:tcW w:w="1138" w:type="dxa"/>
           </w:tcPr>
           <w:p>
             <w:pPr>
               <w:pStyle w:val="TableParagraph"/>
-              <w:spacing w:line="360" w:lineRule="auto"/>
-              <w:ind w:left="0"/>
+              <w:ind w:left="11"/>
+              <w:jc w:val="center"/>
+              <w:rPr>
+                <w:spacing w:val="-2"/>
+              </w:rPr>
             </w:pPr>
             <w:r>
               <w:rPr>
@@ -5981,18 +5044,19 @@
         </w:tc>
         <w:tc>
           <w:tcPr>
-            <w:tcW w:w="3544" w:type="dxa"/>
+            <w:tcW w:w="3567" w:type="dxa"/>
           </w:tcPr>
           <w:p>
             <w:pPr>
               <w:pStyle w:val="TableParagraph"/>
               <w:tabs>
-                <w:tab w:val="left" w:pos="1043"/>
-                <w:tab w:val="left" w:pos="1933"/>
-                <w:tab w:val="left" w:pos="2774"/>
+                <w:tab w:val="left" w:pos="1392"/>
+                <w:tab w:val="left" w:pos="2302"/>
+                <w:tab w:val="left" w:pos="3001"/>
+                <w:tab w:val="left" w:pos="3237"/>
               </w:tabs>
-              <w:spacing w:before="5" w:line="360" w:lineRule="auto"/>
-              <w:ind w:left="0"/>
+              <w:spacing w:line="360" w:lineRule="auto"/>
+              <w:ind w:right="96"/>
             </w:pPr>
             <w:r>
               <w:rPr>
@@ -6019,7 +5083,7 @@
               <w:t>Lelang</w:t>
             </w:r>
             <w:r>
-              <w:t xml:space="preserve"> </w:t>
+              <w:br/>
             </w:r>
             <w:proofErr w:type="spellStart"/>
             <w:r>
@@ -6043,53 +5107,37 @@
                 <w:b/>
                 <w:sz w:val="24"/>
               </w:rPr>
-              <w:t>{{</w:t>
-            </w:r>
-            <w:proofErr w:type="spellStart"/>
+              <w:t>376/10.03/2026-01</w:t>
+            </w:r>
             <w:r>
               <w:rPr>
                 <w:b/>
                 <w:sz w:val="24"/>
               </w:rPr>
-              <w:t>nomor_risalah</w:t>
-            </w:r>
-            <w:proofErr w:type="spellEnd"/>
+              <w:t xml:space="preserve"> Tanggal </w:t>
+            </w:r>
             <w:r>
               <w:rPr>
                 <w:b/>
                 <w:sz w:val="24"/>
               </w:rPr>
-              <w:t>}}</w:t>
-            </w:r>
+              <w:t xml:space="preserve">20 </w:t>
+            </w:r>
+            <w:proofErr w:type="spellStart"/>
             <w:r>
               <w:rPr>
                 <w:b/>
                 <w:sz w:val="24"/>
               </w:rPr>
-              <w:t xml:space="preserve"> Tanggal </w:t>
-            </w:r>
+              <w:t>Juli</w:t>
+            </w:r>
+            <w:proofErr w:type="spellEnd"/>
             <w:r>
               <w:rPr>
                 <w:b/>
                 <w:sz w:val="24"/>
               </w:rPr>
-              <w:t>{{</w:t>
-            </w:r>
-            <w:proofErr w:type="spellStart"/>
-            <w:r>
-              <w:rPr>
-                <w:b/>
-                <w:sz w:val="24"/>
-              </w:rPr>
-              <w:t>tanggal_risalah</w:t>
-            </w:r>
-            <w:proofErr w:type="spellEnd"/>
-            <w:r>
-              <w:rPr>
-                <w:b/>
-                <w:sz w:val="24"/>
-              </w:rPr>
-              <w:t>}}</w:t>
+              <w:t xml:space="preserve"> 2026</w:t>
             </w:r>
             <w:r>
               <w:rPr>
@@ -6101,130 +5149,278 @@
         </w:tc>
         <w:tc>
           <w:tcPr>
-            <w:tcW w:w="3118" w:type="dxa"/>
+            <w:tcW w:w="3092" w:type="dxa"/>
+            <w:tcBorders>
+              <w:top w:val="single" w:sz="4" w:space="0" w:color="auto"/>
+              <w:bottom w:val="single" w:sz="4" w:space="0" w:color="auto"/>
+            </w:tcBorders>
+          </w:tcPr>
+          <w:p>
+            <w:pPr>
+              <w:spacing w:line="360" w:lineRule="auto"/>
+              <w:rPr>
+                <w:rFonts w:ascii="Times New Roman" w:hAnsi="Times New Roman" w:cs="Times New Roman"/>
+                <w:sz w:val="2"/>
+                <w:szCs w:val="2"/>
+              </w:rPr>
+            </w:pPr>
+            <w:proofErr w:type="spellStart"/>
+            <w:r>
+              <w:rPr>
+                <w:rFonts w:ascii="Times New Roman" w:hAnsi="Times New Roman" w:cs="Times New Roman"/>
+              </w:rPr>
+              <w:t>Bahwa</w:t>
+            </w:r>
+            <w:proofErr w:type="spellEnd"/>
+            <w:r>
+              <w:rPr>
+                <w:rFonts w:ascii="Times New Roman" w:hAnsi="Times New Roman" w:cs="Times New Roman"/>
+              </w:rPr>
+              <w:t xml:space="preserve"> bukti ini membuktikan dan menunjukan </w:t>
+            </w:r>
+            <w:proofErr w:type="spellStart"/>
+            <w:r>
+              <w:rPr>
+                <w:rFonts w:ascii="Times New Roman" w:hAnsi="Times New Roman" w:cs="Times New Roman"/>
+              </w:rPr>
+              <w:t>bahwa</w:t>
+            </w:r>
+            <w:proofErr w:type="spellEnd"/>
+            <w:r>
+              <w:rPr>
+                <w:rFonts w:ascii="Times New Roman" w:hAnsi="Times New Roman" w:cs="Times New Roman"/>
+              </w:rPr>
+              <w:t xml:space="preserve"> </w:t>
+            </w:r>
+            <w:proofErr w:type="spellStart"/>
+            <w:r>
+              <w:rPr>
+                <w:rFonts w:ascii="Times New Roman" w:hAnsi="Times New Roman" w:cs="Times New Roman"/>
+              </w:rPr>
+              <w:t>kepemilikan</w:t>
+            </w:r>
+            <w:proofErr w:type="spellEnd"/>
+            <w:r>
+              <w:rPr>
+                <w:rFonts w:ascii="Times New Roman" w:hAnsi="Times New Roman" w:cs="Times New Roman"/>
+              </w:rPr>
+              <w:t xml:space="preserve"> </w:t>
+            </w:r>
+            <w:proofErr w:type="spellStart"/>
+            <w:r>
+              <w:rPr>
+                <w:rFonts w:ascii="Times New Roman" w:hAnsi="Times New Roman" w:cs="Times New Roman"/>
+              </w:rPr>
+              <w:t>Sertifikat</w:t>
+            </w:r>
+            <w:proofErr w:type="spellEnd"/>
+            <w:r>
+              <w:rPr>
+                <w:rFonts w:ascii="Times New Roman" w:hAnsi="Times New Roman" w:cs="Times New Roman"/>
+              </w:rPr>
+              <w:t xml:space="preserve"> Hak </w:t>
+            </w:r>
+            <w:proofErr w:type="spellStart"/>
+            <w:r>
+              <w:rPr>
+                <w:rFonts w:ascii="Times New Roman" w:hAnsi="Times New Roman" w:cs="Times New Roman"/>
+              </w:rPr>
+              <w:t>Milik</w:t>
+            </w:r>
+            <w:r>
+              <w:rPr>
+                <w:rFonts w:ascii="Times New Roman" w:hAnsi="Times New Roman" w:cs="Times New Roman"/>
+              </w:rPr>
+              <w:t>telah</w:t>
+            </w:r>
+            <w:proofErr w:type="spellEnd"/>
+            <w:r>
+              <w:rPr>
+                <w:rFonts w:ascii="Times New Roman" w:hAnsi="Times New Roman" w:cs="Times New Roman"/>
+              </w:rPr>
+              <w:t xml:space="preserve"> Sah beralih k</w:t>
+            </w:r>
+            <w:bookmarkStart w:id="0" w:name="_GoBack"/>
+            <w:bookmarkEnd w:id="0"/>
+            <w:r>
+              <w:rPr>
+                <w:rFonts w:ascii="Times New Roman" w:hAnsi="Times New Roman" w:cs="Times New Roman"/>
+              </w:rPr>
+              <w:t>epada pemohon</w:t>
+            </w:r>
+            <w:r>
+              <w:rPr>
+                <w:rFonts w:ascii="Times New Roman" w:hAnsi="Times New Roman" w:cs="Times New Roman"/>
+                <w:spacing w:val="-14"/>
+              </w:rPr>
+              <w:t xml:space="preserve"> </w:t>
+            </w:r>
+            <w:r>
+              <w:rPr>
+                <w:rFonts w:ascii="Times New Roman" w:hAnsi="Times New Roman" w:cs="Times New Roman"/>
+              </w:rPr>
+              <w:t>melalui</w:t>
+            </w:r>
+            <w:r>
+              <w:rPr>
+                <w:rFonts w:ascii="Times New Roman" w:hAnsi="Times New Roman" w:cs="Times New Roman"/>
+                <w:spacing w:val="-14"/>
+              </w:rPr>
+              <w:t xml:space="preserve"> </w:t>
+            </w:r>
+            <w:r>
+              <w:rPr>
+                <w:rFonts w:ascii="Times New Roman" w:hAnsi="Times New Roman" w:cs="Times New Roman"/>
+              </w:rPr>
+              <w:t>proses</w:t>
+            </w:r>
+            <w:r>
+              <w:rPr>
+                <w:rFonts w:ascii="Times New Roman" w:hAnsi="Times New Roman" w:cs="Times New Roman"/>
+                <w:spacing w:val="-14"/>
+              </w:rPr>
+              <w:t xml:space="preserve"> </w:t>
+            </w:r>
+            <w:r>
+              <w:rPr>
+                <w:rFonts w:ascii="Times New Roman" w:hAnsi="Times New Roman" w:cs="Times New Roman"/>
+              </w:rPr>
+              <w:t xml:space="preserve">Lelang Resmi yang diadakan oleh </w:t>
+            </w:r>
+            <w:r>
+              <w:rPr>
+                <w:rFonts w:ascii="Times New Roman" w:hAnsi="Times New Roman" w:cs="Times New Roman"/>
+                <w:spacing w:val="-2"/>
+              </w:rPr>
+              <w:t>KPKNL-</w:t>
+            </w:r>
+            <w:r>
+              <w:rPr>
+                <w:rFonts w:ascii="Times New Roman" w:hAnsi="Times New Roman" w:cs="Times New Roman"/>
+                <w:spacing w:val="-2"/>
+              </w:rPr>
+              <w:t>Malang</w:t>
+            </w:r>
+            <w:r>
+              <w:rPr>
+                <w:rFonts w:ascii="Times New Roman" w:hAnsi="Times New Roman" w:cs="Times New Roman"/>
+                <w:spacing w:val="-2"/>
+              </w:rPr>
+              <w:t>;</w:t>
+            </w:r>
+          </w:p>
+          <w:p>
+            <w:pPr>
+              <w:rPr>
+                <w:rFonts w:ascii="Times New Roman" w:hAnsi="Times New Roman" w:cs="Times New Roman"/>
+                <w:sz w:val="2"/>
+                <w:szCs w:val="2"/>
+              </w:rPr>
+            </w:pPr>
+          </w:p>
+          <w:p>
+            <w:pPr>
+              <w:rPr>
+                <w:rFonts w:ascii="Times New Roman" w:hAnsi="Times New Roman" w:cs="Times New Roman"/>
+                <w:sz w:val="2"/>
+                <w:szCs w:val="2"/>
+              </w:rPr>
+            </w:pPr>
+          </w:p>
+          <w:p>
+            <w:pPr>
+              <w:rPr>
+                <w:rFonts w:ascii="Times New Roman" w:hAnsi="Times New Roman" w:cs="Times New Roman"/>
+                <w:sz w:val="2"/>
+                <w:szCs w:val="2"/>
+              </w:rPr>
+            </w:pPr>
+          </w:p>
+          <w:p>
+            <w:pPr>
+              <w:rPr>
+                <w:rFonts w:ascii="Times New Roman" w:hAnsi="Times New Roman" w:cs="Times New Roman"/>
+                <w:sz w:val="2"/>
+                <w:szCs w:val="2"/>
+              </w:rPr>
+            </w:pPr>
+          </w:p>
+          <w:p>
+            <w:pPr>
+              <w:rPr>
+                <w:rFonts w:ascii="Times New Roman" w:hAnsi="Times New Roman" w:cs="Times New Roman"/>
+                <w:sz w:val="2"/>
+                <w:szCs w:val="2"/>
+              </w:rPr>
+            </w:pPr>
+          </w:p>
+          <w:p>
+            <w:pPr>
+              <w:rPr>
+                <w:rFonts w:ascii="Times New Roman" w:hAnsi="Times New Roman" w:cs="Times New Roman"/>
+                <w:sz w:val="2"/>
+                <w:szCs w:val="2"/>
+              </w:rPr>
+            </w:pPr>
+          </w:p>
+          <w:p>
+            <w:pPr>
+              <w:rPr>
+                <w:rFonts w:ascii="Times New Roman" w:hAnsi="Times New Roman" w:cs="Times New Roman"/>
+                <w:sz w:val="2"/>
+                <w:szCs w:val="2"/>
+              </w:rPr>
+            </w:pPr>
+          </w:p>
+        </w:tc>
+        <w:tc>
+          <w:tcPr>
+            <w:tcW w:w="1988" w:type="dxa"/>
           </w:tcPr>
           <w:p>
             <w:pPr>
               <w:pStyle w:val="TableParagraph"/>
+              <w:tabs>
+                <w:tab w:val="left" w:pos="491"/>
+                <w:tab w:val="left" w:pos="1265"/>
+              </w:tabs>
               <w:spacing w:line="360" w:lineRule="auto"/>
-              <w:ind w:left="0"/>
+              <w:ind w:left="108" w:right="99"/>
+              <w:rPr>
+                <w:spacing w:val="-10"/>
+              </w:rPr>
             </w:pPr>
             <w:r>
-              <w:t xml:space="preserve">Bahwa bukti ini membuktikan dan menunjukan </w:t>
+              <w:rPr>
+                <w:spacing w:val="-10"/>
+              </w:rPr>
+              <w:t>1</w:t>
+            </w:r>
+            <w:r>
+              <w:tab/>
+            </w:r>
+            <w:r>
+              <w:rPr>
+                <w:spacing w:val="-2"/>
+              </w:rPr>
+              <w:t>(satu)</w:t>
+            </w:r>
+            <w:r>
+              <w:tab/>
+            </w:r>
+            <w:r>
+              <w:rPr>
+                <w:spacing w:val="-2"/>
+              </w:rPr>
+              <w:t xml:space="preserve">lembar </w:t>
             </w:r>
             <w:proofErr w:type="spellStart"/>
             <w:r>
-              <w:t>bahwa</w:t>
+              <w:t>Copy</w:t>
             </w:r>
             <w:proofErr w:type="spellEnd"/>
             <w:r>
-              <w:t xml:space="preserve"> </w:t>
-            </w:r>
-            <w:proofErr w:type="spellStart"/>
-            <w:r>
-              <w:t>kepemilikan</w:t>
-            </w:r>
-            <w:proofErr w:type="spellEnd"/>
-            <w:r>
-              <w:t xml:space="preserve"> </w:t>
-            </w:r>
-            <w:r>
-              <w:t>{{</w:t>
-            </w:r>
-            <w:proofErr w:type="spellStart"/>
-            <w:r>
-              <w:t>jenis_sertifikat</w:t>
-            </w:r>
-            <w:proofErr w:type="spellEnd"/>
-            <w:r>
-              <w:t>}}</w:t>
-            </w:r>
-            <w:r>
-              <w:t xml:space="preserve"> telah Sah beralih kepada pemohon</w:t>
-            </w:r>
-            <w:r>
-              <w:rPr>
-                <w:spacing w:val="-14"/>
-              </w:rPr>
-              <w:t xml:space="preserve"> </w:t>
-            </w:r>
-            <w:r>
-              <w:t>melalui</w:t>
-            </w:r>
-            <w:r>
-              <w:rPr>
-                <w:spacing w:val="-14"/>
-              </w:rPr>
-              <w:t xml:space="preserve"> </w:t>
-            </w:r>
-            <w:r>
-              <w:t>proses</w:t>
-            </w:r>
-            <w:r>
-              <w:rPr>
-                <w:spacing w:val="-14"/>
-              </w:rPr>
-              <w:t xml:space="preserve"> </w:t>
-            </w:r>
-            <w:r>
-              <w:t xml:space="preserve">Lelang Resmi yang diadakan oleh </w:t>
-            </w:r>
-            <w:r>
-              <w:rPr>
-                <w:spacing w:val="-2"/>
-              </w:rPr>
-              <w:t>KPKNL-</w:t>
-            </w:r>
-            <w:r>
-              <w:rPr>
-                <w:spacing w:val="-2"/>
-              </w:rPr>
-              <w:t>{{kota}}</w:t>
-            </w:r>
-            <w:r>
-              <w:rPr>
-                <w:spacing w:val="-2"/>
-              </w:rPr>
-              <w:t>;</w:t>
-            </w:r>
-          </w:p>
-        </w:tc>
-        <w:tc>
-          <w:tcPr>
-            <w:tcW w:w="2104" w:type="dxa"/>
-          </w:tcPr>
-          <w:p>
-            <w:pPr>
-              <w:pStyle w:val="TableParagraph"/>
-              <w:spacing w:line="360" w:lineRule="auto"/>
-              <w:ind w:left="0"/>
-            </w:pPr>
-            <w:r>
-              <w:rPr>
-                <w:spacing w:val="-10"/>
-              </w:rPr>
-              <w:t>1</w:t>
-            </w:r>
-            <w:r>
-              <w:tab/>
-            </w:r>
-            <w:r>
-              <w:rPr>
-                <w:spacing w:val="-2"/>
-              </w:rPr>
-              <w:t>(satu)</w:t>
-            </w:r>
-            <w:r>
-              <w:tab/>
-            </w:r>
-            <w:r>
-              <w:rPr>
-                <w:spacing w:val="-2"/>
-              </w:rPr>
-              <w:t xml:space="preserve">lembar </w:t>
-            </w:r>
-            <w:r>
-              <w:t>Copy dari Asli</w:t>
+              <w:t xml:space="preserve"> dari Asli</w:t>
             </w:r>
           </w:p>
         </w:tc>
@@ -6354,25 +5550,6 @@
         </w:rPr>
         <w:br/>
       </w:r>
-      <w:r>
-        <w:rPr>
-          <w:rFonts w:ascii="Times New Roman" w:hAnsi="Times New Roman" w:cs="Times New Roman"/>
-          <w:spacing w:val="-4"/>
-          <w:sz w:val="24"/>
-          <w:szCs w:val="24"/>
-        </w:rPr>
-        <w:br/>
-      </w:r>
-    </w:p>
-    <w:p>
-      <w:pPr>
-        <w:rPr>
-          <w:rFonts w:ascii="Times New Roman" w:hAnsi="Times New Roman" w:cs="Times New Roman"/>
-          <w:spacing w:val="-4"/>
-          <w:sz w:val="24"/>
-          <w:szCs w:val="24"/>
-        </w:rPr>
-      </w:pPr>
     </w:p>
     <w:p>
       <w:pPr>
@@ -6406,23 +5583,7 @@
           <w:rFonts w:ascii="Times New Roman" w:hAnsi="Times New Roman" w:cs="Times New Roman"/>
           <w:spacing w:val="-4"/>
         </w:rPr>
-        <w:t>{{</w:t>
-      </w:r>
-      <w:proofErr w:type="spellStart"/>
-      <w:r>
-        <w:rPr>
-          <w:rFonts w:ascii="Times New Roman" w:hAnsi="Times New Roman" w:cs="Times New Roman"/>
-          <w:spacing w:val="-4"/>
-        </w:rPr>
-        <w:t>tanggal_surat</w:t>
-      </w:r>
-      <w:proofErr w:type="spellEnd"/>
-      <w:r>
-        <w:rPr>
-          <w:rFonts w:ascii="Times New Roman" w:hAnsi="Times New Roman" w:cs="Times New Roman"/>
-          <w:spacing w:val="-4"/>
-        </w:rPr>
-        <w:t>}}</w:t>
+        <w:t>16 September 2026</w:t>
       </w:r>
     </w:p>
     <w:p>
@@ -6478,137 +5639,7 @@
         <w:rPr>
           <w:rFonts w:ascii="Times New Roman" w:hAnsi="Times New Roman" w:cs="Times New Roman"/>
         </w:rPr>
-        <w:t>{{</w:t>
-      </w:r>
-      <w:proofErr w:type="spellStart"/>
-      <w:r>
-        <w:rPr>
-          <w:rFonts w:ascii="Times New Roman" w:hAnsi="Times New Roman" w:cs="Times New Roman"/>
-        </w:rPr>
-        <w:t>nama_kuasa</w:t>
-      </w:r>
-      <w:proofErr w:type="spellEnd"/>
-      <w:r>
-        <w:rPr>
-          <w:rFonts w:ascii="Times New Roman" w:hAnsi="Times New Roman" w:cs="Times New Roman"/>
-        </w:rPr>
-        <w:t>}}</w:t>
-      </w:r>
-    </w:p>
-    <w:p>
-      <w:pPr>
-        <w:pStyle w:val="BodyText"/>
-        <w:spacing w:before="68"/>
-        <w:ind w:left="458"/>
-        <w:rPr>
-          <w:rFonts w:ascii="Times New Roman" w:hAnsi="Times New Roman" w:cs="Times New Roman"/>
-          <w:spacing w:val="-4"/>
-        </w:rPr>
-      </w:pPr>
-    </w:p>
-    <w:p>
-      <w:pPr>
-        <w:pStyle w:val="BodyText"/>
-        <w:spacing w:before="68"/>
-        <w:ind w:left="458"/>
-        <w:rPr>
-          <w:rFonts w:ascii="Times New Roman"/>
-          <w:spacing w:val="-4"/>
-        </w:rPr>
-      </w:pPr>
-    </w:p>
-    <w:p>
-      <w:pPr>
-        <w:pStyle w:val="BodyText"/>
-        <w:spacing w:before="68"/>
-        <w:ind w:left="458"/>
-        <w:rPr>
-          <w:rFonts w:ascii="Times New Roman"/>
-          <w:spacing w:val="-4"/>
-        </w:rPr>
-      </w:pPr>
-    </w:p>
-    <w:p>
-      <w:pPr>
-        <w:pStyle w:val="BodyText"/>
-        <w:spacing w:before="68"/>
-        <w:ind w:left="458"/>
-        <w:rPr>
-          <w:rFonts w:ascii="Times New Roman"/>
-          <w:spacing w:val="-4"/>
-        </w:rPr>
-      </w:pPr>
-    </w:p>
-    <w:p>
-      <w:pPr>
-        <w:pStyle w:val="BodyText"/>
-        <w:spacing w:before="68"/>
-        <w:ind w:left="458"/>
-        <w:rPr>
-          <w:rFonts w:ascii="Times New Roman"/>
-          <w:spacing w:val="-4"/>
-        </w:rPr>
-      </w:pPr>
-    </w:p>
-    <w:p>
-      <w:pPr>
-        <w:pStyle w:val="BodyText"/>
-        <w:spacing w:before="68"/>
-        <w:ind w:left="458"/>
-        <w:rPr>
-          <w:rFonts w:ascii="Times New Roman"/>
-          <w:spacing w:val="-4"/>
-        </w:rPr>
-      </w:pPr>
-    </w:p>
-    <w:p>
-      <w:pPr>
-        <w:pStyle w:val="BodyText"/>
-        <w:spacing w:before="68"/>
-        <w:ind w:left="458"/>
-        <w:rPr>
-          <w:rFonts w:ascii="Times New Roman"/>
-          <w:spacing w:val="-4"/>
-        </w:rPr>
-      </w:pPr>
-    </w:p>
-    <w:p>
-      <w:pPr>
-        <w:pStyle w:val="BodyText"/>
-        <w:spacing w:before="68"/>
-        <w:ind w:left="458"/>
-        <w:rPr>
-          <w:rFonts w:ascii="Times New Roman"/>
-          <w:spacing w:val="-4"/>
-        </w:rPr>
-      </w:pPr>
-    </w:p>
-    <w:p>
-      <w:pPr>
-        <w:pStyle w:val="BodyText"/>
-        <w:spacing w:before="68"/>
-        <w:ind w:left="458"/>
-        <w:rPr>
-          <w:rFonts w:ascii="Times New Roman"/>
-          <w:spacing w:val="-4"/>
-        </w:rPr>
-      </w:pPr>
-    </w:p>
-    <w:p>
-      <w:pPr>
-        <w:pStyle w:val="BodyText"/>
-        <w:spacing w:before="68"/>
-        <w:ind w:left="458"/>
-        <w:rPr>
-          <w:rFonts w:ascii="Times New Roman"/>
-        </w:rPr>
-      </w:pPr>
-      <w:r>
-        <w:rPr>
-          <w:rFonts w:ascii="Times New Roman"/>
-          <w:spacing w:val="-4"/>
-        </w:rPr>
-        <w:t xml:space="preserve"> </w:t>
+        <w:t>JASON CHRISTOPHER LIENDO</w:t>
       </w:r>
     </w:p>
     <w:sectPr>
@@ -7335,7 +6366,6 @@
   <w:style w:type="character" w:default="1" w:styleId="DefaultParagraphFont">
     <w:name w:val="Default Paragraph Font"/>
     <w:uiPriority w:val="1"/>
-    <w:semiHidden/>
     <w:unhideWhenUsed/>
   </w:style>
   <w:style w:type="table" w:default="1" w:styleId="TableNormal">
@@ -7407,6 +6437,34 @@
         <w:insideV w:val="single" w:sz="4" w:space="0" w:color="auto"/>
       </w:tblBorders>
     </w:tblPr>
+  </w:style>
+  <w:style w:type="paragraph" w:styleId="BalloonText">
+    <w:name w:val="Balloon Text"/>
+    <w:basedOn w:val="Normal"/>
+    <w:link w:val="BalloonTextChar"/>
+    <w:uiPriority w:val="99"/>
+    <w:semiHidden/>
+    <w:unhideWhenUsed/>
+    <w:rsid w:val="002349A8"/>
+    <w:rPr>
+      <w:rFonts w:ascii="Times New Roman" w:hAnsi="Times New Roman" w:cs="Times New Roman"/>
+      <w:sz w:val="18"/>
+      <w:szCs w:val="18"/>
+    </w:rPr>
+  </w:style>
+  <w:style w:type="character" w:customStyle="1" w:styleId="BalloonTextChar">
+    <w:name w:val="Balloon Text Char"/>
+    <w:basedOn w:val="DefaultParagraphFont"/>
+    <w:link w:val="BalloonText"/>
+    <w:uiPriority w:val="99"/>
+    <w:semiHidden/>
+    <w:rsid w:val="002349A8"/>
+    <w:rPr>
+      <w:rFonts w:ascii="Times New Roman" w:eastAsia="Courier New" w:hAnsi="Times New Roman" w:cs="Times New Roman"/>
+      <w:sz w:val="18"/>
+      <w:szCs w:val="18"/>
+      <w:lang w:val="ms"/>
+    </w:rPr>
   </w:style>
 </w:styles>
 </file>
@@ -7692,4 +6750,16 @@
   <a:objectDefaults/>
   <a:extraClrSchemeLst/>
 </a:theme>
+</file>
+
+<file path=customXml/item1.xml><?xml version="1.0" encoding="utf-8"?>
+<b:Sources xmlns:b="http://schemas.openxmlformats.org/officeDocument/2006/bibliography" xmlns="http://schemas.openxmlformats.org/officeDocument/2006/bibliography" SelectedStyle="/APASixthEditionOfficeOnline.xsl" StyleName="APA" Version="6"/>
+</file>
+
+<file path=customXml/itemProps1.xml><?xml version="1.0" encoding="utf-8"?>
+<ds:datastoreItem xmlns:ds="http://schemas.openxmlformats.org/officeDocument/2006/customXml" ds:itemID="{4418F871-2167-9443-9D71-636EB92F4C0D}">
+  <ds:schemaRefs>
+    <ds:schemaRef ds:uri="http://schemas.openxmlformats.org/officeDocument/2006/bibliography"/>
+  </ds:schemaRefs>
+</ds:datastoreItem>
 </file>